--- a/Document/Первая_Глава.docx
+++ b/Document/Первая_Глава.docx
@@ -1278,6 +1278,7 @@
       <w:r>
         <w:rPr>
           <w:rFonts w:ascii="Times New Roman" w:hAnsi="Times New Roman" w:cs="Times New Roman"/>
+          <w:noProof/>
           <w:sz w:val="28"/>
           <w:szCs w:val="28"/>
         </w:rPr>
@@ -1335,23 +1336,7 @@
           <w:sz w:val="28"/>
           <w:szCs w:val="28"/>
         </w:rPr>
-        <w:t xml:space="preserve">Рисунок 1.2 </w:t>
-      </w:r>
-      <w:r>
-        <w:rPr>
-          <w:rFonts w:ascii="Times New Roman" w:hAnsi="Times New Roman" w:cs="Times New Roman"/>
-          <w:sz w:val="28"/>
-          <w:szCs w:val="28"/>
-        </w:rPr>
-        <w:t>–</w:t>
-      </w:r>
-      <w:r>
-        <w:rPr>
-          <w:rFonts w:ascii="Times New Roman" w:hAnsi="Times New Roman" w:cs="Times New Roman"/>
-          <w:sz w:val="28"/>
-          <w:szCs w:val="28"/>
-        </w:rPr>
-        <w:t xml:space="preserve"> приложение </w:t>
+        <w:t xml:space="preserve">Рисунок 1.2 – приложение </w:t>
       </w:r>
       <w:proofErr w:type="spellStart"/>
       <w:r>
@@ -1797,32 +1782,15 @@
           <w:rFonts w:ascii="Times New Roman" w:hAnsi="Times New Roman" w:cs="Times New Roman"/>
           <w:sz w:val="28"/>
           <w:szCs w:val="28"/>
-          <w:lang w:val="en-US"/>
-        </w:rPr>
-      </w:pPr>
-      <w:r>
-        <w:rPr>
-          <w:rFonts w:ascii="Times New Roman" w:hAnsi="Times New Roman" w:cs="Times New Roman"/>
-          <w:sz w:val="28"/>
-          <w:szCs w:val="28"/>
-        </w:rPr>
-        <w:t xml:space="preserve">Рисунок 1.3 </w:t>
-      </w:r>
-      <w:r>
-        <w:rPr>
-          <w:rFonts w:ascii="Times New Roman" w:hAnsi="Times New Roman" w:cs="Times New Roman"/>
-          <w:sz w:val="28"/>
-          <w:szCs w:val="28"/>
-        </w:rPr>
-        <w:t xml:space="preserve">– </w:t>
-      </w:r>
-      <w:r>
-        <w:rPr>
-          <w:rFonts w:ascii="Times New Roman" w:hAnsi="Times New Roman" w:cs="Times New Roman"/>
-          <w:sz w:val="28"/>
-          <w:szCs w:val="28"/>
-        </w:rPr>
-        <w:t xml:space="preserve">сервис </w:t>
+        </w:rPr>
+      </w:pPr>
+      <w:r>
+        <w:rPr>
+          <w:rFonts w:ascii="Times New Roman" w:hAnsi="Times New Roman" w:cs="Times New Roman"/>
+          <w:sz w:val="28"/>
+          <w:szCs w:val="28"/>
+        </w:rPr>
+        <w:t xml:space="preserve">Рисунок 1.3 – сервис </w:t>
       </w:r>
       <w:proofErr w:type="spellStart"/>
       <w:r>
@@ -2174,6 +2142,7 @@
       <w:r>
         <w:rPr>
           <w:rFonts w:ascii="Times New Roman" w:hAnsi="Times New Roman" w:cs="Times New Roman"/>
+          <w:noProof/>
           <w:sz w:val="28"/>
           <w:szCs w:val="28"/>
         </w:rPr>
@@ -2549,6 +2518,7 @@
       <w:r>
         <w:rPr>
           <w:rFonts w:ascii="Times New Roman" w:hAnsi="Times New Roman" w:cs="Times New Roman"/>
+          <w:noProof/>
           <w:sz w:val="28"/>
           <w:szCs w:val="28"/>
         </w:rPr>
@@ -2743,10 +2713,10 @@
       </w:tblPr>
       <w:tblGrid>
         <w:gridCol w:w="2271"/>
-        <w:gridCol w:w="3645"/>
-        <w:gridCol w:w="2065"/>
-        <w:gridCol w:w="1349"/>
-        <w:gridCol w:w="1895"/>
+        <w:gridCol w:w="3330"/>
+        <w:gridCol w:w="2029"/>
+        <w:gridCol w:w="1326"/>
+        <w:gridCol w:w="2269"/>
       </w:tblGrid>
       <w:tr>
         <w:trPr>
@@ -2884,7 +2854,23 @@
                 <w:sz w:val="28"/>
                 <w:szCs w:val="28"/>
               </w:rPr>
-              <w:t>Присутствие бесплатного функционала</w:t>
+              <w:t>Присутствие бесплатного</w:t>
+            </w:r>
+            <w:r>
+              <w:rPr>
+                <w:rFonts w:ascii="Times New Roman" w:hAnsi="Times New Roman" w:cs="Times New Roman"/>
+                <w:sz w:val="28"/>
+                <w:szCs w:val="28"/>
+              </w:rPr>
+              <w:t>, неограниченного</w:t>
+            </w:r>
+            <w:r>
+              <w:rPr>
+                <w:rFonts w:ascii="Times New Roman" w:hAnsi="Times New Roman" w:cs="Times New Roman"/>
+                <w:sz w:val="28"/>
+                <w:szCs w:val="28"/>
+              </w:rPr>
+              <w:t xml:space="preserve"> функционала</w:t>
             </w:r>
           </w:p>
         </w:tc>
@@ -3857,6 +3843,574 @@
           <w:szCs w:val="28"/>
         </w:rPr>
       </w:pPr>
+      <w:r>
+        <w:rPr>
+          <w:rFonts w:ascii="Times New Roman" w:hAnsi="Times New Roman" w:cs="Times New Roman"/>
+          <w:sz w:val="28"/>
+          <w:szCs w:val="28"/>
+        </w:rPr>
+        <w:t xml:space="preserve">В современном мире внимание </w:t>
+      </w:r>
+      <w:r>
+        <w:rPr>
+          <w:rFonts w:ascii="Times New Roman" w:hAnsi="Times New Roman" w:cs="Times New Roman"/>
+          <w:sz w:val="28"/>
+          <w:szCs w:val="28"/>
+        </w:rPr>
+        <w:t>— это</w:t>
+      </w:r>
+      <w:r>
+        <w:rPr>
+          <w:rFonts w:ascii="Times New Roman" w:hAnsi="Times New Roman" w:cs="Times New Roman"/>
+          <w:sz w:val="28"/>
+          <w:szCs w:val="28"/>
+        </w:rPr>
+        <w:t xml:space="preserve"> ценный ресурс, который часто игнорируется. Сегодня мы живем в мире контент-маркетинга и социальных сетей, где различные компании и бренды борются за наше внимание. В результате мы перегружены информацией, и наше внимание становится ограниченным ресурсом.</w:t>
+      </w:r>
+    </w:p>
+    <w:p>
+      <w:pPr>
+        <w:spacing w:after="0" w:line="360" w:lineRule="auto"/>
+        <w:ind w:firstLine="709"/>
+        <w:jc w:val="both"/>
+        <w:rPr>
+          <w:rFonts w:ascii="Times New Roman" w:hAnsi="Times New Roman" w:cs="Times New Roman"/>
+          <w:sz w:val="28"/>
+          <w:szCs w:val="28"/>
+        </w:rPr>
+      </w:pPr>
+      <w:r>
+        <w:rPr>
+          <w:rFonts w:ascii="Times New Roman" w:hAnsi="Times New Roman" w:cs="Times New Roman"/>
+          <w:sz w:val="28"/>
+          <w:szCs w:val="28"/>
+        </w:rPr>
+        <w:t>Каждый день мы сталкиваемся с десятками или даже сотнями различных предложений и получа</w:t>
+      </w:r>
+      <w:r>
+        <w:rPr>
+          <w:rFonts w:ascii="Times New Roman" w:hAnsi="Times New Roman" w:cs="Times New Roman"/>
+          <w:sz w:val="28"/>
+          <w:szCs w:val="28"/>
+        </w:rPr>
+        <w:t>ем</w:t>
+      </w:r>
+      <w:r>
+        <w:rPr>
+          <w:rFonts w:ascii="Times New Roman" w:hAnsi="Times New Roman" w:cs="Times New Roman"/>
+          <w:sz w:val="28"/>
+          <w:szCs w:val="28"/>
+        </w:rPr>
+        <w:t xml:space="preserve"> разную информацию одновременно. Но наш мозг не может обрабатывать все эти данные, что приводит к проблемам с памятью, сосредоточенностью и активности.</w:t>
+      </w:r>
+    </w:p>
+    <w:p>
+      <w:pPr>
+        <w:spacing w:after="0" w:line="360" w:lineRule="auto"/>
+        <w:ind w:firstLine="709"/>
+        <w:jc w:val="both"/>
+        <w:rPr>
+          <w:rFonts w:ascii="Times New Roman" w:hAnsi="Times New Roman" w:cs="Times New Roman"/>
+          <w:sz w:val="28"/>
+          <w:szCs w:val="28"/>
+        </w:rPr>
+      </w:pPr>
+      <w:r>
+        <w:rPr>
+          <w:rFonts w:ascii="Times New Roman" w:hAnsi="Times New Roman" w:cs="Times New Roman"/>
+          <w:sz w:val="28"/>
+          <w:szCs w:val="28"/>
+        </w:rPr>
+        <w:t xml:space="preserve">Чтобы управлять своим вниманием и использовать его эффективно, нужно научиться выбирать, какую информацию мы хотим получать. Мы должны осознавать, что наше внимание </w:t>
+      </w:r>
+      <w:r>
+        <w:rPr>
+          <w:rFonts w:ascii="Times New Roman" w:hAnsi="Times New Roman" w:cs="Times New Roman"/>
+          <w:sz w:val="28"/>
+          <w:szCs w:val="28"/>
+        </w:rPr>
+        <w:t>— это</w:t>
+      </w:r>
+      <w:r>
+        <w:rPr>
+          <w:rFonts w:ascii="Times New Roman" w:hAnsi="Times New Roman" w:cs="Times New Roman"/>
+          <w:sz w:val="28"/>
+          <w:szCs w:val="28"/>
+        </w:rPr>
+        <w:t xml:space="preserve"> ценный ресурс, и мы должны управлять им так же, как управляем нашим временем и ресурсами. Нужно убедиться, что мы используем свое внимание для тех вещей, которые действительно важны для нас, и которые помогают нам достигать наших целей.</w:t>
+      </w:r>
+    </w:p>
+    <w:p>
+      <w:pPr>
+        <w:spacing w:after="0" w:line="360" w:lineRule="auto"/>
+        <w:ind w:firstLine="709"/>
+        <w:jc w:val="both"/>
+        <w:rPr>
+          <w:rFonts w:ascii="Times New Roman" w:hAnsi="Times New Roman" w:cs="Times New Roman"/>
+          <w:sz w:val="28"/>
+          <w:szCs w:val="28"/>
+        </w:rPr>
+      </w:pPr>
+      <w:r>
+        <w:rPr>
+          <w:rFonts w:ascii="Times New Roman" w:hAnsi="Times New Roman" w:cs="Times New Roman"/>
+          <w:sz w:val="28"/>
+          <w:szCs w:val="28"/>
+        </w:rPr>
+        <w:t>Не менее важной проблемой являются</w:t>
+      </w:r>
+      <w:r>
+        <w:rPr>
+          <w:rFonts w:ascii="Times New Roman" w:hAnsi="Times New Roman" w:cs="Times New Roman"/>
+          <w:sz w:val="28"/>
+          <w:szCs w:val="28"/>
+        </w:rPr>
+        <w:t xml:space="preserve"> социальны</w:t>
+      </w:r>
+      <w:r>
+        <w:rPr>
+          <w:rFonts w:ascii="Times New Roman" w:hAnsi="Times New Roman" w:cs="Times New Roman"/>
+          <w:sz w:val="28"/>
+          <w:szCs w:val="28"/>
+        </w:rPr>
+        <w:t>е</w:t>
+      </w:r>
+      <w:r>
+        <w:rPr>
+          <w:rFonts w:ascii="Times New Roman" w:hAnsi="Times New Roman" w:cs="Times New Roman"/>
+          <w:sz w:val="28"/>
+          <w:szCs w:val="28"/>
+        </w:rPr>
+        <w:t xml:space="preserve"> сет</w:t>
+      </w:r>
+      <w:r>
+        <w:rPr>
+          <w:rFonts w:ascii="Times New Roman" w:hAnsi="Times New Roman" w:cs="Times New Roman"/>
+          <w:sz w:val="28"/>
+          <w:szCs w:val="28"/>
+        </w:rPr>
+        <w:t>и</w:t>
+      </w:r>
+      <w:r>
+        <w:rPr>
+          <w:rFonts w:ascii="Times New Roman" w:hAnsi="Times New Roman" w:cs="Times New Roman"/>
+          <w:sz w:val="28"/>
+          <w:szCs w:val="28"/>
+        </w:rPr>
+        <w:t xml:space="preserve"> и </w:t>
+      </w:r>
+      <w:r>
+        <w:rPr>
+          <w:rFonts w:ascii="Times New Roman" w:hAnsi="Times New Roman" w:cs="Times New Roman"/>
+          <w:sz w:val="28"/>
+          <w:szCs w:val="28"/>
+        </w:rPr>
+        <w:t xml:space="preserve">наше </w:t>
+      </w:r>
+      <w:r>
+        <w:rPr>
+          <w:rFonts w:ascii="Times New Roman" w:hAnsi="Times New Roman" w:cs="Times New Roman"/>
+          <w:sz w:val="28"/>
+          <w:szCs w:val="28"/>
+        </w:rPr>
+        <w:t>внимани</w:t>
+      </w:r>
+      <w:r>
+        <w:rPr>
+          <w:rFonts w:ascii="Times New Roman" w:hAnsi="Times New Roman" w:cs="Times New Roman"/>
+          <w:sz w:val="28"/>
+          <w:szCs w:val="28"/>
+        </w:rPr>
+        <w:t>е</w:t>
+      </w:r>
+      <w:r>
+        <w:rPr>
+          <w:rFonts w:ascii="Times New Roman" w:hAnsi="Times New Roman" w:cs="Times New Roman"/>
+          <w:sz w:val="28"/>
+          <w:szCs w:val="28"/>
+        </w:rPr>
+        <w:t xml:space="preserve"> </w:t>
+      </w:r>
+      <w:r>
+        <w:rPr>
+          <w:rFonts w:ascii="Times New Roman" w:hAnsi="Times New Roman" w:cs="Times New Roman"/>
+          <w:sz w:val="28"/>
+          <w:szCs w:val="28"/>
+        </w:rPr>
+        <w:t xml:space="preserve">к ним. Проблема </w:t>
+      </w:r>
+      <w:r>
+        <w:rPr>
+          <w:rFonts w:ascii="Times New Roman" w:hAnsi="Times New Roman" w:cs="Times New Roman"/>
+          <w:sz w:val="28"/>
+          <w:szCs w:val="28"/>
+        </w:rPr>
+        <w:t>состоит в том, что многие люди проводят слишком много времени, листая ленты новостей и интерактивные карусели мобильных приложений. Это приводит к тому, что человек не может сосредоточиться и успешно выполнить задачи, а также уменьшает его способность к общению в реальной жизни.</w:t>
+      </w:r>
+    </w:p>
+    <w:p>
+      <w:pPr>
+        <w:spacing w:after="0" w:line="360" w:lineRule="auto"/>
+        <w:ind w:firstLine="709"/>
+        <w:jc w:val="both"/>
+        <w:rPr>
+          <w:rFonts w:ascii="Times New Roman" w:hAnsi="Times New Roman" w:cs="Times New Roman"/>
+          <w:i/>
+          <w:iCs/>
+          <w:sz w:val="28"/>
+          <w:szCs w:val="28"/>
+        </w:rPr>
+      </w:pPr>
+      <w:r>
+        <w:rPr>
+          <w:rFonts w:ascii="Times New Roman" w:hAnsi="Times New Roman" w:cs="Times New Roman"/>
+          <w:i/>
+          <w:iCs/>
+          <w:sz w:val="28"/>
+          <w:szCs w:val="28"/>
+        </w:rPr>
+        <w:t>Мобильное приложение для развития концентрации внимания может решить ряд проблем, связанных с недостаточной концентрацией внимания. Вот несколько примеров:</w:t>
+      </w:r>
+    </w:p>
+    <w:p>
+      <w:pPr>
+        <w:spacing w:after="0" w:line="360" w:lineRule="auto"/>
+        <w:ind w:firstLine="709"/>
+        <w:jc w:val="both"/>
+        <w:rPr>
+          <w:rFonts w:ascii="Times New Roman" w:hAnsi="Times New Roman" w:cs="Times New Roman"/>
+          <w:i/>
+          <w:iCs/>
+          <w:sz w:val="28"/>
+          <w:szCs w:val="28"/>
+        </w:rPr>
+      </w:pPr>
+      <w:r>
+        <w:rPr>
+          <w:rFonts w:ascii="Times New Roman" w:hAnsi="Times New Roman" w:cs="Times New Roman"/>
+          <w:i/>
+          <w:iCs/>
+          <w:sz w:val="28"/>
+          <w:szCs w:val="28"/>
+        </w:rPr>
+        <w:t>1. Улучшение работоспособности</w:t>
+      </w:r>
+      <w:r>
+        <w:rPr>
+          <w:rFonts w:ascii="Times New Roman" w:hAnsi="Times New Roman" w:cs="Times New Roman"/>
+          <w:i/>
+          <w:iCs/>
+          <w:sz w:val="28"/>
+          <w:szCs w:val="28"/>
+        </w:rPr>
+        <w:t>: когда</w:t>
+      </w:r>
+      <w:r>
+        <w:rPr>
+          <w:rFonts w:ascii="Times New Roman" w:hAnsi="Times New Roman" w:cs="Times New Roman"/>
+          <w:i/>
+          <w:iCs/>
+          <w:sz w:val="28"/>
+          <w:szCs w:val="28"/>
+        </w:rPr>
+        <w:t xml:space="preserve"> человек не может достаточно сосредоточиться на работе, производительность снижается. Мобильное приложение может помочь увеличить концентрацию внимания, и тем самым увеличить работоспособность.</w:t>
+      </w:r>
+    </w:p>
+    <w:p>
+      <w:pPr>
+        <w:spacing w:after="0" w:line="360" w:lineRule="auto"/>
+        <w:ind w:firstLine="709"/>
+        <w:jc w:val="both"/>
+        <w:rPr>
+          <w:rFonts w:ascii="Times New Roman" w:hAnsi="Times New Roman" w:cs="Times New Roman"/>
+          <w:i/>
+          <w:iCs/>
+          <w:sz w:val="28"/>
+          <w:szCs w:val="28"/>
+        </w:rPr>
+      </w:pPr>
+      <w:r>
+        <w:rPr>
+          <w:rFonts w:ascii="Times New Roman" w:hAnsi="Times New Roman" w:cs="Times New Roman"/>
+          <w:i/>
+          <w:iCs/>
+          <w:sz w:val="28"/>
+          <w:szCs w:val="28"/>
+        </w:rPr>
+        <w:lastRenderedPageBreak/>
+        <w:t xml:space="preserve">2. Улучшение учебной деятельности: </w:t>
+      </w:r>
+      <w:r>
+        <w:rPr>
+          <w:rFonts w:ascii="Times New Roman" w:hAnsi="Times New Roman" w:cs="Times New Roman"/>
+          <w:i/>
+          <w:iCs/>
+          <w:sz w:val="28"/>
+          <w:szCs w:val="28"/>
+        </w:rPr>
+        <w:t>с</w:t>
+      </w:r>
+      <w:r>
+        <w:rPr>
+          <w:rFonts w:ascii="Times New Roman" w:hAnsi="Times New Roman" w:cs="Times New Roman"/>
+          <w:i/>
+          <w:iCs/>
+          <w:sz w:val="28"/>
+          <w:szCs w:val="28"/>
+        </w:rPr>
+        <w:t>тудентам, которые сталкиваются с проблемами концентрации, может помочь мобильное приложение для развития концентрации. Это может улучшить их успеваемость и повысить мотивацию к учебе.</w:t>
+      </w:r>
+    </w:p>
+    <w:p>
+      <w:pPr>
+        <w:spacing w:after="0" w:line="360" w:lineRule="auto"/>
+        <w:ind w:firstLine="709"/>
+        <w:jc w:val="both"/>
+        <w:rPr>
+          <w:rFonts w:ascii="Times New Roman" w:hAnsi="Times New Roman" w:cs="Times New Roman"/>
+          <w:i/>
+          <w:iCs/>
+          <w:sz w:val="28"/>
+          <w:szCs w:val="28"/>
+        </w:rPr>
+      </w:pPr>
+      <w:r>
+        <w:rPr>
+          <w:rFonts w:ascii="Times New Roman" w:hAnsi="Times New Roman" w:cs="Times New Roman"/>
+          <w:i/>
+          <w:iCs/>
+          <w:sz w:val="28"/>
+          <w:szCs w:val="28"/>
+        </w:rPr>
+        <w:t xml:space="preserve">3. Улучшение психического здоровья: </w:t>
+      </w:r>
+      <w:r>
+        <w:rPr>
+          <w:rFonts w:ascii="Times New Roman" w:hAnsi="Times New Roman" w:cs="Times New Roman"/>
+          <w:i/>
+          <w:iCs/>
+          <w:sz w:val="28"/>
+          <w:szCs w:val="28"/>
+        </w:rPr>
+        <w:t>н</w:t>
+      </w:r>
+      <w:r>
+        <w:rPr>
+          <w:rFonts w:ascii="Times New Roman" w:hAnsi="Times New Roman" w:cs="Times New Roman"/>
+          <w:i/>
+          <w:iCs/>
+          <w:sz w:val="28"/>
+          <w:szCs w:val="28"/>
+        </w:rPr>
+        <w:t>едостаток концентрации может привести к беспокойству, депрессии и другим психическим заболеваниям. Мобильное приложение может помочь снять стресс, повысить настроение и снизить риск зависимости от алкоголя и других вредных привычек.</w:t>
+      </w:r>
+    </w:p>
+    <w:p>
+      <w:pPr>
+        <w:spacing w:after="0" w:line="360" w:lineRule="auto"/>
+        <w:ind w:firstLine="709"/>
+        <w:jc w:val="both"/>
+        <w:rPr>
+          <w:rFonts w:ascii="Times New Roman" w:hAnsi="Times New Roman" w:cs="Times New Roman"/>
+          <w:i/>
+          <w:iCs/>
+          <w:sz w:val="28"/>
+          <w:szCs w:val="28"/>
+        </w:rPr>
+      </w:pPr>
+      <w:r>
+        <w:rPr>
+          <w:rFonts w:ascii="Times New Roman" w:hAnsi="Times New Roman" w:cs="Times New Roman"/>
+          <w:i/>
+          <w:iCs/>
+          <w:sz w:val="28"/>
+          <w:szCs w:val="28"/>
+        </w:rPr>
+        <w:t xml:space="preserve">4. Улучшение качества жизни: </w:t>
+      </w:r>
+      <w:r>
+        <w:rPr>
+          <w:rFonts w:ascii="Times New Roman" w:hAnsi="Times New Roman" w:cs="Times New Roman"/>
+          <w:i/>
+          <w:iCs/>
+          <w:sz w:val="28"/>
+          <w:szCs w:val="28"/>
+        </w:rPr>
+        <w:t>н</w:t>
+      </w:r>
+      <w:r>
+        <w:rPr>
+          <w:rFonts w:ascii="Times New Roman" w:hAnsi="Times New Roman" w:cs="Times New Roman"/>
+          <w:i/>
+          <w:iCs/>
+          <w:sz w:val="28"/>
+          <w:szCs w:val="28"/>
+        </w:rPr>
+        <w:t>едостаток концентрации может привести к различным проблемам в повседневной жизни, например, пропущенным срокам, забытым встречам и не выполненным задачам. Мобильное приложение может помочь улучшить качество жизни и снизить стресс, связанный с этими проблемами.</w:t>
+      </w:r>
+    </w:p>
+    <w:p>
+      <w:pPr>
+        <w:spacing w:after="0" w:line="360" w:lineRule="auto"/>
+        <w:ind w:firstLine="709"/>
+        <w:jc w:val="both"/>
+        <w:rPr>
+          <w:rFonts w:ascii="Times New Roman" w:hAnsi="Times New Roman" w:cs="Times New Roman"/>
+          <w:i/>
+          <w:iCs/>
+          <w:sz w:val="28"/>
+          <w:szCs w:val="28"/>
+        </w:rPr>
+      </w:pPr>
+      <w:r>
+        <w:rPr>
+          <w:rFonts w:ascii="Times New Roman" w:hAnsi="Times New Roman" w:cs="Times New Roman"/>
+          <w:i/>
+          <w:iCs/>
+          <w:sz w:val="28"/>
+          <w:szCs w:val="28"/>
+        </w:rPr>
+        <w:t>Таким образом, мобильное приложение для развития концентрации внимания может иметь положительный эффект на все аспекты жизни, связанные с недостатком концентрации внимания.</w:t>
+      </w:r>
+    </w:p>
+    <w:p>
+      <w:pPr>
+        <w:rPr>
+          <w:rFonts w:ascii="Times New Roman" w:hAnsi="Times New Roman" w:cs="Times New Roman"/>
+          <w:sz w:val="28"/>
+          <w:szCs w:val="28"/>
+        </w:rPr>
+      </w:pPr>
+      <w:r>
+        <w:rPr>
+          <w:rFonts w:ascii="Times New Roman" w:hAnsi="Times New Roman" w:cs="Times New Roman"/>
+          <w:sz w:val="28"/>
+          <w:szCs w:val="28"/>
+        </w:rPr>
+        <w:br w:type="page"/>
+      </w:r>
+    </w:p>
+    <w:p>
+      <w:pPr>
+        <w:pStyle w:val="a3"/>
+        <w:numPr>
+          <w:ilvl w:val="1"/>
+          <w:numId w:val="2"/>
+        </w:numPr>
+        <w:spacing w:after="0" w:line="360" w:lineRule="auto"/>
+        <w:ind w:left="0" w:firstLine="709"/>
+        <w:contextualSpacing w:val="0"/>
+        <w:jc w:val="both"/>
+        <w:rPr>
+          <w:rFonts w:ascii="Times New Roman" w:hAnsi="Times New Roman" w:cs="Times New Roman"/>
+          <w:b/>
+          <w:bCs/>
+          <w:sz w:val="28"/>
+          <w:szCs w:val="28"/>
+        </w:rPr>
+      </w:pPr>
+      <w:r>
+        <w:rPr>
+          <w:rFonts w:ascii="Times New Roman" w:hAnsi="Times New Roman" w:cs="Times New Roman"/>
+          <w:b/>
+          <w:bCs/>
+          <w:sz w:val="28"/>
+          <w:szCs w:val="28"/>
+        </w:rPr>
+        <w:lastRenderedPageBreak/>
+        <w:t>Обзор и анализ средств разработки</w:t>
+      </w:r>
+    </w:p>
+    <w:p>
+      <w:pPr>
+        <w:spacing w:after="0" w:line="360" w:lineRule="auto"/>
+        <w:ind w:firstLine="709"/>
+        <w:jc w:val="both"/>
+        <w:rPr>
+          <w:rFonts w:ascii="Times New Roman" w:hAnsi="Times New Roman" w:cs="Times New Roman"/>
+          <w:sz w:val="28"/>
+          <w:szCs w:val="28"/>
+        </w:rPr>
+      </w:pPr>
+      <w:r>
+        <w:rPr>
+          <w:rFonts w:ascii="Times New Roman" w:hAnsi="Times New Roman" w:cs="Times New Roman"/>
+          <w:sz w:val="28"/>
+          <w:szCs w:val="28"/>
+        </w:rPr>
+        <w:t xml:space="preserve">Для лучшего понимания рассматриваемой темы </w:t>
+      </w:r>
+      <w:r>
+        <w:rPr>
+          <w:rFonts w:ascii="Times New Roman" w:hAnsi="Times New Roman" w:cs="Times New Roman"/>
+          <w:sz w:val="28"/>
+          <w:szCs w:val="28"/>
+        </w:rPr>
+        <w:t>были выбраны следующие инструменты</w:t>
+      </w:r>
+      <w:r>
+        <w:rPr>
+          <w:rFonts w:ascii="Times New Roman" w:hAnsi="Times New Roman" w:cs="Times New Roman"/>
+          <w:sz w:val="28"/>
+          <w:szCs w:val="28"/>
+        </w:rPr>
+        <w:t xml:space="preserve"> технологическ</w:t>
+      </w:r>
+      <w:r>
+        <w:rPr>
+          <w:rFonts w:ascii="Times New Roman" w:hAnsi="Times New Roman" w:cs="Times New Roman"/>
+          <w:sz w:val="28"/>
+          <w:szCs w:val="28"/>
+        </w:rPr>
+        <w:t>ого</w:t>
+      </w:r>
+      <w:r>
+        <w:rPr>
+          <w:rFonts w:ascii="Times New Roman" w:hAnsi="Times New Roman" w:cs="Times New Roman"/>
+          <w:sz w:val="28"/>
+          <w:szCs w:val="28"/>
+        </w:rPr>
+        <w:t xml:space="preserve"> стек</w:t>
+      </w:r>
+      <w:r>
+        <w:rPr>
+          <w:rFonts w:ascii="Times New Roman" w:hAnsi="Times New Roman" w:cs="Times New Roman"/>
+          <w:sz w:val="28"/>
+          <w:szCs w:val="28"/>
+        </w:rPr>
+        <w:t>а</w:t>
+      </w:r>
+      <w:r>
+        <w:rPr>
+          <w:rFonts w:ascii="Times New Roman" w:hAnsi="Times New Roman" w:cs="Times New Roman"/>
+          <w:sz w:val="28"/>
+          <w:szCs w:val="28"/>
+        </w:rPr>
+        <w:t xml:space="preserve"> разработки</w:t>
+      </w:r>
+      <w:r>
+        <w:rPr>
+          <w:rFonts w:ascii="Times New Roman" w:hAnsi="Times New Roman" w:cs="Times New Roman"/>
+          <w:sz w:val="28"/>
+          <w:szCs w:val="28"/>
+        </w:rPr>
+        <w:t>:</w:t>
+      </w:r>
+    </w:p>
+    <w:p>
+      <w:pPr>
+        <w:pStyle w:val="a3"/>
+        <w:numPr>
+          <w:ilvl w:val="0"/>
+          <w:numId w:val="12"/>
+        </w:numPr>
+        <w:spacing w:after="0" w:line="360" w:lineRule="auto"/>
+        <w:rPr>
+          <w:rFonts w:ascii="Times New Roman" w:hAnsi="Times New Roman" w:cs="Times New Roman"/>
+          <w:sz w:val="28"/>
+          <w:szCs w:val="28"/>
+        </w:rPr>
+      </w:pPr>
     </w:p>
     <w:sectPr>
       <w:pgSz w:w="11906" w:h="16838"/>
@@ -3984,6 +4538,181 @@
     </w:lvl>
   </w:abstractNum>
   <w:abstractNum w:abstractNumId="1" w15:restartNumberingAfterBreak="0">
+    <w:nsid w:val="06953452"/>
+    <w:multiLevelType w:val="hybridMultilevel"/>
+    <w:tmpl w:val="ADFAE27E"/>
+    <w:lvl w:ilvl="0" w:tplc="1B0AC3B0">
+      <w:start w:val="1"/>
+      <w:numFmt w:val="decimal"/>
+      <w:lvlText w:val="%1."/>
+      <w:lvlJc w:val="left"/>
+      <w:pPr>
+        <w:ind w:left="1069" w:hanging="360"/>
+      </w:pPr>
+      <w:rPr>
+        <w:rFonts w:hint="default"/>
+      </w:rPr>
+    </w:lvl>
+    <w:lvl w:ilvl="1" w:tplc="04190019" w:tentative="1">
+      <w:start w:val="1"/>
+      <w:numFmt w:val="lowerLetter"/>
+      <w:lvlText w:val="%2."/>
+      <w:lvlJc w:val="left"/>
+      <w:pPr>
+        <w:ind w:left="1789" w:hanging="360"/>
+      </w:pPr>
+    </w:lvl>
+    <w:lvl w:ilvl="2" w:tplc="0419001B" w:tentative="1">
+      <w:start w:val="1"/>
+      <w:numFmt w:val="lowerRoman"/>
+      <w:lvlText w:val="%3."/>
+      <w:lvlJc w:val="right"/>
+      <w:pPr>
+        <w:ind w:left="2509" w:hanging="180"/>
+      </w:pPr>
+    </w:lvl>
+    <w:lvl w:ilvl="3" w:tplc="0419000F" w:tentative="1">
+      <w:start w:val="1"/>
+      <w:numFmt w:val="decimal"/>
+      <w:lvlText w:val="%4."/>
+      <w:lvlJc w:val="left"/>
+      <w:pPr>
+        <w:ind w:left="3229" w:hanging="360"/>
+      </w:pPr>
+    </w:lvl>
+    <w:lvl w:ilvl="4" w:tplc="04190019" w:tentative="1">
+      <w:start w:val="1"/>
+      <w:numFmt w:val="lowerLetter"/>
+      <w:lvlText w:val="%5."/>
+      <w:lvlJc w:val="left"/>
+      <w:pPr>
+        <w:ind w:left="3949" w:hanging="360"/>
+      </w:pPr>
+    </w:lvl>
+    <w:lvl w:ilvl="5" w:tplc="0419001B" w:tentative="1">
+      <w:start w:val="1"/>
+      <w:numFmt w:val="lowerRoman"/>
+      <w:lvlText w:val="%6."/>
+      <w:lvlJc w:val="right"/>
+      <w:pPr>
+        <w:ind w:left="4669" w:hanging="180"/>
+      </w:pPr>
+    </w:lvl>
+    <w:lvl w:ilvl="6" w:tplc="0419000F" w:tentative="1">
+      <w:start w:val="1"/>
+      <w:numFmt w:val="decimal"/>
+      <w:lvlText w:val="%7."/>
+      <w:lvlJc w:val="left"/>
+      <w:pPr>
+        <w:ind w:left="5389" w:hanging="360"/>
+      </w:pPr>
+    </w:lvl>
+    <w:lvl w:ilvl="7" w:tplc="04190019" w:tentative="1">
+      <w:start w:val="1"/>
+      <w:numFmt w:val="lowerLetter"/>
+      <w:lvlText w:val="%8."/>
+      <w:lvlJc w:val="left"/>
+      <w:pPr>
+        <w:ind w:left="6109" w:hanging="360"/>
+      </w:pPr>
+    </w:lvl>
+    <w:lvl w:ilvl="8" w:tplc="0419001B" w:tentative="1">
+      <w:start w:val="1"/>
+      <w:numFmt w:val="lowerRoman"/>
+      <w:lvlText w:val="%9."/>
+      <w:lvlJc w:val="right"/>
+      <w:pPr>
+        <w:ind w:left="6829" w:hanging="180"/>
+      </w:pPr>
+    </w:lvl>
+  </w:abstractNum>
+  <w:abstractNum w:abstractNumId="2" w15:restartNumberingAfterBreak="0">
+    <w:nsid w:val="0D9F49C0"/>
+    <w:multiLevelType w:val="hybridMultilevel"/>
+    <w:tmpl w:val="037E3B04"/>
+    <w:lvl w:ilvl="0" w:tplc="04190011">
+      <w:start w:val="1"/>
+      <w:numFmt w:val="decimal"/>
+      <w:lvlText w:val="%1)"/>
+      <w:lvlJc w:val="left"/>
+      <w:pPr>
+        <w:ind w:left="1429" w:hanging="360"/>
+      </w:pPr>
+    </w:lvl>
+    <w:lvl w:ilvl="1" w:tplc="04190019" w:tentative="1">
+      <w:start w:val="1"/>
+      <w:numFmt w:val="lowerLetter"/>
+      <w:lvlText w:val="%2."/>
+      <w:lvlJc w:val="left"/>
+      <w:pPr>
+        <w:ind w:left="2149" w:hanging="360"/>
+      </w:pPr>
+    </w:lvl>
+    <w:lvl w:ilvl="2" w:tplc="0419001B" w:tentative="1">
+      <w:start w:val="1"/>
+      <w:numFmt w:val="lowerRoman"/>
+      <w:lvlText w:val="%3."/>
+      <w:lvlJc w:val="right"/>
+      <w:pPr>
+        <w:ind w:left="2869" w:hanging="180"/>
+      </w:pPr>
+    </w:lvl>
+    <w:lvl w:ilvl="3" w:tplc="0419000F" w:tentative="1">
+      <w:start w:val="1"/>
+      <w:numFmt w:val="decimal"/>
+      <w:lvlText w:val="%4."/>
+      <w:lvlJc w:val="left"/>
+      <w:pPr>
+        <w:ind w:left="3589" w:hanging="360"/>
+      </w:pPr>
+    </w:lvl>
+    <w:lvl w:ilvl="4" w:tplc="04190019" w:tentative="1">
+      <w:start w:val="1"/>
+      <w:numFmt w:val="lowerLetter"/>
+      <w:lvlText w:val="%5."/>
+      <w:lvlJc w:val="left"/>
+      <w:pPr>
+        <w:ind w:left="4309" w:hanging="360"/>
+      </w:pPr>
+    </w:lvl>
+    <w:lvl w:ilvl="5" w:tplc="0419001B" w:tentative="1">
+      <w:start w:val="1"/>
+      <w:numFmt w:val="lowerRoman"/>
+      <w:lvlText w:val="%6."/>
+      <w:lvlJc w:val="right"/>
+      <w:pPr>
+        <w:ind w:left="5029" w:hanging="180"/>
+      </w:pPr>
+    </w:lvl>
+    <w:lvl w:ilvl="6" w:tplc="0419000F" w:tentative="1">
+      <w:start w:val="1"/>
+      <w:numFmt w:val="decimal"/>
+      <w:lvlText w:val="%7."/>
+      <w:lvlJc w:val="left"/>
+      <w:pPr>
+        <w:ind w:left="5749" w:hanging="360"/>
+      </w:pPr>
+    </w:lvl>
+    <w:lvl w:ilvl="7" w:tplc="04190019" w:tentative="1">
+      <w:start w:val="1"/>
+      <w:numFmt w:val="lowerLetter"/>
+      <w:lvlText w:val="%8."/>
+      <w:lvlJc w:val="left"/>
+      <w:pPr>
+        <w:ind w:left="6469" w:hanging="360"/>
+      </w:pPr>
+    </w:lvl>
+    <w:lvl w:ilvl="8" w:tplc="0419001B" w:tentative="1">
+      <w:start w:val="1"/>
+      <w:numFmt w:val="lowerRoman"/>
+      <w:lvlText w:val="%9."/>
+      <w:lvlJc w:val="right"/>
+      <w:pPr>
+        <w:ind w:left="7189" w:hanging="180"/>
+      </w:pPr>
+    </w:lvl>
+  </w:abstractNum>
+  <w:abstractNum w:abstractNumId="3" w15:restartNumberingAfterBreak="0">
     <w:nsid w:val="259570D6"/>
     <w:multiLevelType w:val="hybridMultilevel"/>
     <w:tmpl w:val="A9CC8CA2"/>
@@ -4069,7 +4798,7 @@
       </w:pPr>
     </w:lvl>
   </w:abstractNum>
-  <w:abstractNum w:abstractNumId="2" w15:restartNumberingAfterBreak="0">
+  <w:abstractNum w:abstractNumId="4" w15:restartNumberingAfterBreak="0">
     <w:nsid w:val="28807E8F"/>
     <w:multiLevelType w:val="hybridMultilevel"/>
     <w:tmpl w:val="194CC56E"/>
@@ -4182,7 +4911,93 @@
       </w:rPr>
     </w:lvl>
   </w:abstractNum>
-  <w:abstractNum w:abstractNumId="3" w15:restartNumberingAfterBreak="0">
+  <w:abstractNum w:abstractNumId="5" w15:restartNumberingAfterBreak="0">
+    <w:nsid w:val="2C9F08E3"/>
+    <w:multiLevelType w:val="hybridMultilevel"/>
+    <w:tmpl w:val="23E6B78A"/>
+    <w:lvl w:ilvl="0" w:tplc="04190011">
+      <w:start w:val="1"/>
+      <w:numFmt w:val="decimal"/>
+      <w:lvlText w:val="%1)"/>
+      <w:lvlJc w:val="left"/>
+      <w:pPr>
+        <w:ind w:left="1429" w:hanging="360"/>
+      </w:pPr>
+    </w:lvl>
+    <w:lvl w:ilvl="1" w:tplc="04190019" w:tentative="1">
+      <w:start w:val="1"/>
+      <w:numFmt w:val="lowerLetter"/>
+      <w:lvlText w:val="%2."/>
+      <w:lvlJc w:val="left"/>
+      <w:pPr>
+        <w:ind w:left="2149" w:hanging="360"/>
+      </w:pPr>
+    </w:lvl>
+    <w:lvl w:ilvl="2" w:tplc="0419001B" w:tentative="1">
+      <w:start w:val="1"/>
+      <w:numFmt w:val="lowerRoman"/>
+      <w:lvlText w:val="%3."/>
+      <w:lvlJc w:val="right"/>
+      <w:pPr>
+        <w:ind w:left="2869" w:hanging="180"/>
+      </w:pPr>
+    </w:lvl>
+    <w:lvl w:ilvl="3" w:tplc="0419000F" w:tentative="1">
+      <w:start w:val="1"/>
+      <w:numFmt w:val="decimal"/>
+      <w:lvlText w:val="%4."/>
+      <w:lvlJc w:val="left"/>
+      <w:pPr>
+        <w:ind w:left="3589" w:hanging="360"/>
+      </w:pPr>
+    </w:lvl>
+    <w:lvl w:ilvl="4" w:tplc="04190019" w:tentative="1">
+      <w:start w:val="1"/>
+      <w:numFmt w:val="lowerLetter"/>
+      <w:lvlText w:val="%5."/>
+      <w:lvlJc w:val="left"/>
+      <w:pPr>
+        <w:ind w:left="4309" w:hanging="360"/>
+      </w:pPr>
+    </w:lvl>
+    <w:lvl w:ilvl="5" w:tplc="0419001B" w:tentative="1">
+      <w:start w:val="1"/>
+      <w:numFmt w:val="lowerRoman"/>
+      <w:lvlText w:val="%6."/>
+      <w:lvlJc w:val="right"/>
+      <w:pPr>
+        <w:ind w:left="5029" w:hanging="180"/>
+      </w:pPr>
+    </w:lvl>
+    <w:lvl w:ilvl="6" w:tplc="0419000F" w:tentative="1">
+      <w:start w:val="1"/>
+      <w:numFmt w:val="decimal"/>
+      <w:lvlText w:val="%7."/>
+      <w:lvlJc w:val="left"/>
+      <w:pPr>
+        <w:ind w:left="5749" w:hanging="360"/>
+      </w:pPr>
+    </w:lvl>
+    <w:lvl w:ilvl="7" w:tplc="04190019" w:tentative="1">
+      <w:start w:val="1"/>
+      <w:numFmt w:val="lowerLetter"/>
+      <w:lvlText w:val="%8."/>
+      <w:lvlJc w:val="left"/>
+      <w:pPr>
+        <w:ind w:left="6469" w:hanging="360"/>
+      </w:pPr>
+    </w:lvl>
+    <w:lvl w:ilvl="8" w:tplc="0419001B" w:tentative="1">
+      <w:start w:val="1"/>
+      <w:numFmt w:val="lowerRoman"/>
+      <w:lvlText w:val="%9."/>
+      <w:lvlJc w:val="right"/>
+      <w:pPr>
+        <w:ind w:left="7189" w:hanging="180"/>
+      </w:pPr>
+    </w:lvl>
+  </w:abstractNum>
+  <w:abstractNum w:abstractNumId="6" w15:restartNumberingAfterBreak="0">
     <w:nsid w:val="2D9B4E0D"/>
     <w:multiLevelType w:val="hybridMultilevel"/>
     <w:tmpl w:val="1026D31C"/>
@@ -4295,7 +5110,7 @@
       </w:rPr>
     </w:lvl>
   </w:abstractNum>
-  <w:abstractNum w:abstractNumId="4" w15:restartNumberingAfterBreak="0">
+  <w:abstractNum w:abstractNumId="7" w15:restartNumberingAfterBreak="0">
     <w:nsid w:val="324D7E3D"/>
     <w:multiLevelType w:val="hybridMultilevel"/>
     <w:tmpl w:val="E3A4C776"/>
@@ -4384,7 +5199,120 @@
       </w:pPr>
     </w:lvl>
   </w:abstractNum>
-  <w:abstractNum w:abstractNumId="5" w15:restartNumberingAfterBreak="0">
+  <w:abstractNum w:abstractNumId="8" w15:restartNumberingAfterBreak="0">
+    <w:nsid w:val="3AE81F70"/>
+    <w:multiLevelType w:val="multilevel"/>
+    <w:tmpl w:val="E4286B00"/>
+    <w:lvl w:ilvl="0">
+      <w:start w:val="1"/>
+      <w:numFmt w:val="decimal"/>
+      <w:lvlText w:val="%1"/>
+      <w:lvlJc w:val="left"/>
+      <w:pPr>
+        <w:ind w:left="420" w:hanging="420"/>
+      </w:pPr>
+      <w:rPr>
+        <w:rFonts w:hint="default"/>
+      </w:rPr>
+    </w:lvl>
+    <w:lvl w:ilvl="1">
+      <w:start w:val="1"/>
+      <w:numFmt w:val="decimal"/>
+      <w:lvlText w:val="%1.%2"/>
+      <w:lvlJc w:val="left"/>
+      <w:pPr>
+        <w:ind w:left="420" w:hanging="420"/>
+      </w:pPr>
+      <w:rPr>
+        <w:rFonts w:hint="default"/>
+      </w:rPr>
+    </w:lvl>
+    <w:lvl w:ilvl="2">
+      <w:start w:val="1"/>
+      <w:numFmt w:val="decimal"/>
+      <w:lvlText w:val="%1.%2.%3"/>
+      <w:lvlJc w:val="left"/>
+      <w:pPr>
+        <w:ind w:left="720" w:hanging="720"/>
+      </w:pPr>
+      <w:rPr>
+        <w:rFonts w:hint="default"/>
+      </w:rPr>
+    </w:lvl>
+    <w:lvl w:ilvl="3">
+      <w:start w:val="1"/>
+      <w:numFmt w:val="decimal"/>
+      <w:lvlText w:val="%1.%2.%3.%4"/>
+      <w:lvlJc w:val="left"/>
+      <w:pPr>
+        <w:ind w:left="720" w:hanging="720"/>
+      </w:pPr>
+      <w:rPr>
+        <w:rFonts w:hint="default"/>
+      </w:rPr>
+    </w:lvl>
+    <w:lvl w:ilvl="4">
+      <w:start w:val="1"/>
+      <w:numFmt w:val="decimal"/>
+      <w:lvlText w:val="%1.%2.%3.%4.%5"/>
+      <w:lvlJc w:val="left"/>
+      <w:pPr>
+        <w:ind w:left="1080" w:hanging="1080"/>
+      </w:pPr>
+      <w:rPr>
+        <w:rFonts w:hint="default"/>
+      </w:rPr>
+    </w:lvl>
+    <w:lvl w:ilvl="5">
+      <w:start w:val="1"/>
+      <w:numFmt w:val="decimal"/>
+      <w:lvlText w:val="%1.%2.%3.%4.%5.%6"/>
+      <w:lvlJc w:val="left"/>
+      <w:pPr>
+        <w:ind w:left="1080" w:hanging="1080"/>
+      </w:pPr>
+      <w:rPr>
+        <w:rFonts w:hint="default"/>
+      </w:rPr>
+    </w:lvl>
+    <w:lvl w:ilvl="6">
+      <w:start w:val="1"/>
+      <w:numFmt w:val="decimal"/>
+      <w:lvlText w:val="%1.%2.%3.%4.%5.%6.%7"/>
+      <w:lvlJc w:val="left"/>
+      <w:pPr>
+        <w:ind w:left="1440" w:hanging="1440"/>
+      </w:pPr>
+      <w:rPr>
+        <w:rFonts w:hint="default"/>
+      </w:rPr>
+    </w:lvl>
+    <w:lvl w:ilvl="7">
+      <w:start w:val="1"/>
+      <w:numFmt w:val="decimal"/>
+      <w:lvlText w:val="%1.%2.%3.%4.%5.%6.%7.%8"/>
+      <w:lvlJc w:val="left"/>
+      <w:pPr>
+        <w:ind w:left="1440" w:hanging="1440"/>
+      </w:pPr>
+      <w:rPr>
+        <w:rFonts w:hint="default"/>
+      </w:rPr>
+    </w:lvl>
+    <w:lvl w:ilvl="8">
+      <w:start w:val="1"/>
+      <w:numFmt w:val="decimal"/>
+      <w:lvlText w:val="%1.%2.%3.%4.%5.%6.%7.%8.%9"/>
+      <w:lvlJc w:val="left"/>
+      <w:pPr>
+        <w:ind w:left="1800" w:hanging="1800"/>
+      </w:pPr>
+      <w:rPr>
+        <w:rFonts w:hint="default"/>
+      </w:rPr>
+    </w:lvl>
+  </w:abstractNum>
+  <w:abstractNum w:abstractNumId="9" w15:restartNumberingAfterBreak="0">
     <w:nsid w:val="45BD1CFE"/>
     <w:multiLevelType w:val="hybridMultilevel"/>
     <w:tmpl w:val="DE9472E2"/>
@@ -4497,7 +5425,7 @@
       </w:rPr>
     </w:lvl>
   </w:abstractNum>
-  <w:abstractNum w:abstractNumId="6" w15:restartNumberingAfterBreak="0">
+  <w:abstractNum w:abstractNumId="10" w15:restartNumberingAfterBreak="0">
     <w:nsid w:val="49C25639"/>
     <w:multiLevelType w:val="hybridMultilevel"/>
     <w:tmpl w:val="2AB25D44"/>
@@ -4610,7 +5538,7 @@
       </w:rPr>
     </w:lvl>
   </w:abstractNum>
-  <w:abstractNum w:abstractNumId="7" w15:restartNumberingAfterBreak="0">
+  <w:abstractNum w:abstractNumId="11" w15:restartNumberingAfterBreak="0">
     <w:nsid w:val="55EB703C"/>
     <w:multiLevelType w:val="hybridMultilevel"/>
     <w:tmpl w:val="E5D8161A"/>
@@ -4723,7 +5651,7 @@
       </w:rPr>
     </w:lvl>
   </w:abstractNum>
-  <w:abstractNum w:abstractNumId="8" w15:restartNumberingAfterBreak="0">
+  <w:abstractNum w:abstractNumId="12" w15:restartNumberingAfterBreak="0">
     <w:nsid w:val="59345C69"/>
     <w:multiLevelType w:val="multilevel"/>
     <w:tmpl w:val="E4286B00"/>
@@ -4836,7 +5764,7 @@
       </w:rPr>
     </w:lvl>
   </w:abstractNum>
-  <w:abstractNum w:abstractNumId="9" w15:restartNumberingAfterBreak="0">
+  <w:abstractNum w:abstractNumId="13" w15:restartNumberingAfterBreak="0">
     <w:nsid w:val="75C728A1"/>
     <w:multiLevelType w:val="hybridMultilevel"/>
     <w:tmpl w:val="B4281714"/>
@@ -4950,34 +5878,46 @@
     </w:lvl>
   </w:abstractNum>
   <w:num w:numId="1">
-    <w:abstractNumId w:val="1"/>
+    <w:abstractNumId w:val="3"/>
   </w:num>
   <w:num w:numId="2">
-    <w:abstractNumId w:val="8"/>
+    <w:abstractNumId w:val="12"/>
   </w:num>
   <w:num w:numId="3">
     <w:abstractNumId w:val="0"/>
   </w:num>
   <w:num w:numId="4">
+    <w:abstractNumId w:val="7"/>
+  </w:num>
+  <w:num w:numId="5">
+    <w:abstractNumId w:val="10"/>
+  </w:num>
+  <w:num w:numId="6">
+    <w:abstractNumId w:val="13"/>
+  </w:num>
+  <w:num w:numId="7">
     <w:abstractNumId w:val="4"/>
   </w:num>
-  <w:num w:numId="5">
+  <w:num w:numId="8">
+    <w:abstractNumId w:val="9"/>
+  </w:num>
+  <w:num w:numId="9">
+    <w:abstractNumId w:val="11"/>
+  </w:num>
+  <w:num w:numId="10">
     <w:abstractNumId w:val="6"/>
   </w:num>
-  <w:num w:numId="6">
-    <w:abstractNumId w:val="9"/>
+  <w:num w:numId="11">
+    <w:abstractNumId w:val="8"/>
   </w:num>
-  <w:num w:numId="7">
-    <w:abstractNumId w:val="2"/>
+  <w:num w:numId="12">
+    <w:abstractNumId w:val="1"/>
   </w:num>
-  <w:num w:numId="8">
+  <w:num w:numId="13">
     <w:abstractNumId w:val="5"/>
   </w:num>
-  <w:num w:numId="9">
-    <w:abstractNumId w:val="7"/>
-  </w:num>
-  <w:num w:numId="10">
-    <w:abstractNumId w:val="3"/>
+  <w:num w:numId="14">
+    <w:abstractNumId w:val="2"/>
   </w:num>
 </w:numbering>
 </file>

--- a/Document/Первая_Глава.docx
+++ b/Document/Первая_Глава.docx
@@ -3849,23 +3849,7 @@
           <w:sz w:val="28"/>
           <w:szCs w:val="28"/>
         </w:rPr>
-        <w:t xml:space="preserve">В современном мире внимание </w:t>
-      </w:r>
-      <w:r>
-        <w:rPr>
-          <w:rFonts w:ascii="Times New Roman" w:hAnsi="Times New Roman" w:cs="Times New Roman"/>
-          <w:sz w:val="28"/>
-          <w:szCs w:val="28"/>
-        </w:rPr>
-        <w:t>— это</w:t>
-      </w:r>
-      <w:r>
-        <w:rPr>
-          <w:rFonts w:ascii="Times New Roman" w:hAnsi="Times New Roman" w:cs="Times New Roman"/>
-          <w:sz w:val="28"/>
-          <w:szCs w:val="28"/>
-        </w:rPr>
-        <w:t xml:space="preserve"> ценный ресурс, который часто игнорируется. Сегодня мы живем в мире контент-маркетинга и социальных сетей, где различные компании и бренды борются за наше внимание. В результате мы перегружены информацией, и наше внимание становится ограниченным ресурсом.</w:t>
+        <w:t>В современном мире внимание — это ценный ресурс, который часто игнорируется. Сегодня мы живем в мире контент-маркетинга и социальных сетей, где различные компании и бренды борются за наше внимание. В результате мы перегружены информацией, и наше внимание становится ограниченным ресурсом.</w:t>
       </w:r>
     </w:p>
     <w:p>
@@ -3921,23 +3905,7 @@
           <w:sz w:val="28"/>
           <w:szCs w:val="28"/>
         </w:rPr>
-        <w:t xml:space="preserve">Чтобы управлять своим вниманием и использовать его эффективно, нужно научиться выбирать, какую информацию мы хотим получать. Мы должны осознавать, что наше внимание </w:t>
-      </w:r>
-      <w:r>
-        <w:rPr>
-          <w:rFonts w:ascii="Times New Roman" w:hAnsi="Times New Roman" w:cs="Times New Roman"/>
-          <w:sz w:val="28"/>
-          <w:szCs w:val="28"/>
-        </w:rPr>
-        <w:t>— это</w:t>
-      </w:r>
-      <w:r>
-        <w:rPr>
-          <w:rFonts w:ascii="Times New Roman" w:hAnsi="Times New Roman" w:cs="Times New Roman"/>
-          <w:sz w:val="28"/>
-          <w:szCs w:val="28"/>
-        </w:rPr>
-        <w:t xml:space="preserve"> ценный ресурс, и мы должны управлять им так же, как управляем нашим временем и ресурсами. Нужно убедиться, что мы используем свое внимание для тех вещей, которые действительно важны для нас, и которые помогают нам достигать наших целей.</w:t>
+        <w:t>Чтобы управлять своим вниманием и использовать его эффективно, нужно научиться выбирать, какую информацию мы хотим получать. Мы должны осознавать, что наше внимание — это ценный ресурс, и мы должны управлять им так же, как управляем нашим временем и ресурсами. Нужно убедиться, что мы используем свое внимание для тех вещей, которые действительно важны для нас, и которые помогают нам достигать наших целей.</w:t>
       </w:r>
     </w:p>
     <w:p>
@@ -4093,9 +4061,14 @@
           <w:sz w:val="28"/>
           <w:szCs w:val="28"/>
         </w:rPr>
-        <w:t>1. Улучшение работоспособности</w:t>
-      </w:r>
-      <w:r>
+        <w:t>1. Улучшение работоспособности: когда человек не может достаточно сосредоточиться на работе, производительность снижается. Мобильное приложение может помочь увеличить концентрацию внимания, и тем самым увеличить работоспособность.</w:t>
+      </w:r>
+    </w:p>
+    <w:p>
+      <w:pPr>
+        <w:spacing w:after="0" w:line="360" w:lineRule="auto"/>
+        <w:ind w:firstLine="709"/>
+        <w:jc w:val="both"/>
         <w:rPr>
           <w:rFonts w:ascii="Times New Roman" w:hAnsi="Times New Roman" w:cs="Times New Roman"/>
           <w:i/>
@@ -4103,8 +4076,7 @@
           <w:sz w:val="28"/>
           <w:szCs w:val="28"/>
         </w:rPr>
-        <w:t>: когда</w:t>
-      </w:r>
+      </w:pPr>
       <w:r>
         <w:rPr>
           <w:rFonts w:ascii="Times New Roman" w:hAnsi="Times New Roman" w:cs="Times New Roman"/>
@@ -4113,7 +4085,8 @@
           <w:sz w:val="28"/>
           <w:szCs w:val="28"/>
         </w:rPr>
-        <w:t xml:space="preserve"> человек не может достаточно сосредоточиться на работе, производительность снижается. Мобильное приложение может помочь увеличить концентрацию внимания, и тем самым увеличить работоспособность.</w:t>
+        <w:lastRenderedPageBreak/>
+        <w:t>2. Улучшение учебной деятельности: студентам, которые сталкиваются с проблемами концентрации, может помочь мобильное приложение для развития концентрации. Это может улучшить их успеваемость и повысить мотивацию к учебе.</w:t>
       </w:r>
     </w:p>
     <w:p>
@@ -4137,10 +4110,14 @@
           <w:sz w:val="28"/>
           <w:szCs w:val="28"/>
         </w:rPr>
-        <w:lastRenderedPageBreak/>
-        <w:t xml:space="preserve">2. Улучшение учебной деятельности: </w:t>
-      </w:r>
-      <w:r>
+        <w:t>3. Улучшение психического здоровья: недостаток концентрации может привести к беспокойству, депрессии и другим психическим заболеваниям. Мобильное приложение может помочь снять стресс, повысить настроение и снизить риск зависимости от алкоголя и других вредных привычек.</w:t>
+      </w:r>
+    </w:p>
+    <w:p>
+      <w:pPr>
+        <w:spacing w:after="0" w:line="360" w:lineRule="auto"/>
+        <w:ind w:firstLine="709"/>
+        <w:jc w:val="both"/>
         <w:rPr>
           <w:rFonts w:ascii="Times New Roman" w:hAnsi="Times New Roman" w:cs="Times New Roman"/>
           <w:i/>
@@ -4148,8 +4125,7 @@
           <w:sz w:val="28"/>
           <w:szCs w:val="28"/>
         </w:rPr>
-        <w:t>с</w:t>
-      </w:r>
+      </w:pPr>
       <w:r>
         <w:rPr>
           <w:rFonts w:ascii="Times New Roman" w:hAnsi="Times New Roman" w:cs="Times New Roman"/>
@@ -4158,95 +4134,7 @@
           <w:sz w:val="28"/>
           <w:szCs w:val="28"/>
         </w:rPr>
-        <w:t>тудентам, которые сталкиваются с проблемами концентрации, может помочь мобильное приложение для развития концентрации. Это может улучшить их успеваемость и повысить мотивацию к учебе.</w:t>
-      </w:r>
-    </w:p>
-    <w:p>
-      <w:pPr>
-        <w:spacing w:after="0" w:line="360" w:lineRule="auto"/>
-        <w:ind w:firstLine="709"/>
-        <w:jc w:val="both"/>
-        <w:rPr>
-          <w:rFonts w:ascii="Times New Roman" w:hAnsi="Times New Roman" w:cs="Times New Roman"/>
-          <w:i/>
-          <w:iCs/>
-          <w:sz w:val="28"/>
-          <w:szCs w:val="28"/>
-        </w:rPr>
-      </w:pPr>
-      <w:r>
-        <w:rPr>
-          <w:rFonts w:ascii="Times New Roman" w:hAnsi="Times New Roman" w:cs="Times New Roman"/>
-          <w:i/>
-          <w:iCs/>
-          <w:sz w:val="28"/>
-          <w:szCs w:val="28"/>
-        </w:rPr>
-        <w:t xml:space="preserve">3. Улучшение психического здоровья: </w:t>
-      </w:r>
-      <w:r>
-        <w:rPr>
-          <w:rFonts w:ascii="Times New Roman" w:hAnsi="Times New Roman" w:cs="Times New Roman"/>
-          <w:i/>
-          <w:iCs/>
-          <w:sz w:val="28"/>
-          <w:szCs w:val="28"/>
-        </w:rPr>
-        <w:t>н</w:t>
-      </w:r>
-      <w:r>
-        <w:rPr>
-          <w:rFonts w:ascii="Times New Roman" w:hAnsi="Times New Roman" w:cs="Times New Roman"/>
-          <w:i/>
-          <w:iCs/>
-          <w:sz w:val="28"/>
-          <w:szCs w:val="28"/>
-        </w:rPr>
-        <w:t>едостаток концентрации может привести к беспокойству, депрессии и другим психическим заболеваниям. Мобильное приложение может помочь снять стресс, повысить настроение и снизить риск зависимости от алкоголя и других вредных привычек.</w:t>
-      </w:r>
-    </w:p>
-    <w:p>
-      <w:pPr>
-        <w:spacing w:after="0" w:line="360" w:lineRule="auto"/>
-        <w:ind w:firstLine="709"/>
-        <w:jc w:val="both"/>
-        <w:rPr>
-          <w:rFonts w:ascii="Times New Roman" w:hAnsi="Times New Roman" w:cs="Times New Roman"/>
-          <w:i/>
-          <w:iCs/>
-          <w:sz w:val="28"/>
-          <w:szCs w:val="28"/>
-        </w:rPr>
-      </w:pPr>
-      <w:r>
-        <w:rPr>
-          <w:rFonts w:ascii="Times New Roman" w:hAnsi="Times New Roman" w:cs="Times New Roman"/>
-          <w:i/>
-          <w:iCs/>
-          <w:sz w:val="28"/>
-          <w:szCs w:val="28"/>
-        </w:rPr>
-        <w:t xml:space="preserve">4. Улучшение качества жизни: </w:t>
-      </w:r>
-      <w:r>
-        <w:rPr>
-          <w:rFonts w:ascii="Times New Roman" w:hAnsi="Times New Roman" w:cs="Times New Roman"/>
-          <w:i/>
-          <w:iCs/>
-          <w:sz w:val="28"/>
-          <w:szCs w:val="28"/>
-        </w:rPr>
-        <w:t>н</w:t>
-      </w:r>
-      <w:r>
-        <w:rPr>
-          <w:rFonts w:ascii="Times New Roman" w:hAnsi="Times New Roman" w:cs="Times New Roman"/>
-          <w:i/>
-          <w:iCs/>
-          <w:sz w:val="28"/>
-          <w:szCs w:val="28"/>
-        </w:rPr>
-        <w:t>едостаток концентрации может привести к различным проблемам в повседневной жизни, например, пропущенным срокам, забытым встречам и не выполненным задачам. Мобильное приложение может помочь улучшить качество жизни и снизить стресс, связанный с этими проблемами.</w:t>
+        <w:t>4. Улучшение качества жизни: недостаток концентрации может привести к различным проблемам в повседневной жизни, например, пропущенным срокам, забытым встречам и не выполненным задачам. Мобильное приложение может помочь улучшить качество жизни и снизить стресс, связанный с этими проблемами.</w:t>
       </w:r>
     </w:p>
     <w:p>
@@ -4323,6 +4211,7 @@
     </w:p>
     <w:p>
       <w:pPr>
+        <w:keepLines/>
         <w:spacing w:after="0" w:line="360" w:lineRule="auto"/>
         <w:ind w:firstLine="709"/>
         <w:jc w:val="both"/>
@@ -4332,79 +4221,2425 @@
           <w:szCs w:val="28"/>
         </w:rPr>
       </w:pPr>
-      <w:r>
-        <w:rPr>
-          <w:rFonts w:ascii="Times New Roman" w:hAnsi="Times New Roman" w:cs="Times New Roman"/>
-          <w:sz w:val="28"/>
-          <w:szCs w:val="28"/>
-        </w:rPr>
-        <w:t xml:space="preserve">Для лучшего понимания рассматриваемой темы </w:t>
-      </w:r>
-      <w:r>
-        <w:rPr>
-          <w:rFonts w:ascii="Times New Roman" w:hAnsi="Times New Roman" w:cs="Times New Roman"/>
-          <w:sz w:val="28"/>
-          <w:szCs w:val="28"/>
-        </w:rPr>
-        <w:t>были выбраны следующие инструменты</w:t>
-      </w:r>
-      <w:r>
-        <w:rPr>
-          <w:rFonts w:ascii="Times New Roman" w:hAnsi="Times New Roman" w:cs="Times New Roman"/>
-          <w:sz w:val="28"/>
-          <w:szCs w:val="28"/>
-        </w:rPr>
-        <w:t xml:space="preserve"> технологическ</w:t>
-      </w:r>
-      <w:r>
-        <w:rPr>
-          <w:rFonts w:ascii="Times New Roman" w:hAnsi="Times New Roman" w:cs="Times New Roman"/>
-          <w:sz w:val="28"/>
-          <w:szCs w:val="28"/>
-        </w:rPr>
-        <w:t>ого</w:t>
-      </w:r>
-      <w:r>
-        <w:rPr>
-          <w:rFonts w:ascii="Times New Roman" w:hAnsi="Times New Roman" w:cs="Times New Roman"/>
-          <w:sz w:val="28"/>
-          <w:szCs w:val="28"/>
-        </w:rPr>
-        <w:t xml:space="preserve"> стек</w:t>
-      </w:r>
-      <w:r>
-        <w:rPr>
-          <w:rFonts w:ascii="Times New Roman" w:hAnsi="Times New Roman" w:cs="Times New Roman"/>
-          <w:sz w:val="28"/>
-          <w:szCs w:val="28"/>
-        </w:rPr>
-        <w:t>а</w:t>
-      </w:r>
-      <w:r>
-        <w:rPr>
-          <w:rFonts w:ascii="Times New Roman" w:hAnsi="Times New Roman" w:cs="Times New Roman"/>
-          <w:sz w:val="28"/>
-          <w:szCs w:val="28"/>
-        </w:rPr>
-        <w:t xml:space="preserve"> разработки</w:t>
-      </w:r>
-      <w:r>
-        <w:rPr>
-          <w:rFonts w:ascii="Times New Roman" w:hAnsi="Times New Roman" w:cs="Times New Roman"/>
-          <w:sz w:val="28"/>
-          <w:szCs w:val="28"/>
-        </w:rPr>
-        <w:t>:</w:t>
-      </w:r>
-    </w:p>
-    <w:p>
-      <w:pPr>
-        <w:pStyle w:val="a3"/>
-        <w:numPr>
-          <w:ilvl w:val="0"/>
-          <w:numId w:val="12"/>
-        </w:numPr>
-        <w:spacing w:after="0" w:line="360" w:lineRule="auto"/>
+      <w:bookmarkStart w:id="0" w:name="_Hlk135223938"/>
+      <w:r>
+        <w:rPr>
+          <w:rFonts w:ascii="Times New Roman" w:hAnsi="Times New Roman" w:cs="Times New Roman"/>
+          <w:color w:val="000000" w:themeColor="text1"/>
+          <w:sz w:val="28"/>
+          <w:szCs w:val="28"/>
+        </w:rPr>
+        <w:t>Для создания программного продукта будут задействованы следующие языки программирования и технологии:</w:t>
+      </w:r>
+    </w:p>
+    <w:p>
+      <w:pPr>
+        <w:keepLines/>
+        <w:spacing w:after="0" w:line="360" w:lineRule="auto"/>
+        <w:ind w:firstLine="709"/>
+        <w:jc w:val="both"/>
+        <w:rPr>
+          <w:rFonts w:ascii="Times New Roman" w:hAnsi="Times New Roman" w:cs="Times New Roman"/>
+          <w:sz w:val="28"/>
+          <w:szCs w:val="28"/>
+        </w:rPr>
+      </w:pPr>
+      <w:r>
+        <w:rPr>
+          <w:rFonts w:ascii="Times New Roman" w:hAnsi="Times New Roman" w:cs="Times New Roman"/>
+          <w:sz w:val="28"/>
+          <w:szCs w:val="28"/>
+        </w:rPr>
+        <w:t xml:space="preserve">В качестве редактора кода был выбран </w:t>
+      </w:r>
+      <w:r>
+        <w:rPr>
+          <w:rFonts w:ascii="Times New Roman" w:hAnsi="Times New Roman" w:cs="Times New Roman"/>
+          <w:bCs/>
+          <w:sz w:val="28"/>
+          <w:szCs w:val="28"/>
+          <w:lang w:val="en-US"/>
+        </w:rPr>
+        <w:t>Visual</w:t>
+      </w:r>
+      <w:r>
+        <w:rPr>
+          <w:rFonts w:ascii="Times New Roman" w:hAnsi="Times New Roman" w:cs="Times New Roman"/>
+          <w:bCs/>
+          <w:sz w:val="28"/>
+          <w:szCs w:val="28"/>
+        </w:rPr>
+        <w:t xml:space="preserve"> </w:t>
+      </w:r>
+      <w:r>
+        <w:rPr>
+          <w:rFonts w:ascii="Times New Roman" w:hAnsi="Times New Roman" w:cs="Times New Roman"/>
+          <w:bCs/>
+          <w:sz w:val="28"/>
+          <w:szCs w:val="28"/>
+          <w:lang w:val="en-US"/>
+        </w:rPr>
+        <w:t>Studio</w:t>
+      </w:r>
+      <w:r>
+        <w:rPr>
+          <w:rFonts w:ascii="Times New Roman" w:hAnsi="Times New Roman" w:cs="Times New Roman"/>
+          <w:bCs/>
+          <w:sz w:val="28"/>
+          <w:szCs w:val="28"/>
+        </w:rPr>
+        <w:t xml:space="preserve"> </w:t>
+      </w:r>
+      <w:r>
+        <w:rPr>
+          <w:rFonts w:ascii="Times New Roman" w:hAnsi="Times New Roman" w:cs="Times New Roman"/>
+          <w:bCs/>
+          <w:sz w:val="28"/>
+          <w:szCs w:val="28"/>
+          <w:lang w:val="en-US"/>
+        </w:rPr>
+        <w:t>Code</w:t>
+      </w:r>
+      <w:r>
+        <w:rPr>
+          <w:rFonts w:ascii="Times New Roman" w:hAnsi="Times New Roman" w:cs="Times New Roman"/>
+          <w:sz w:val="28"/>
+          <w:szCs w:val="28"/>
+        </w:rPr>
+        <w:t xml:space="preserve"> — популярный редактор кода с открытым исходным кодом, разработанный </w:t>
+      </w:r>
+      <w:r>
+        <w:rPr>
+          <w:rFonts w:ascii="Times New Roman" w:hAnsi="Times New Roman" w:cs="Times New Roman"/>
+          <w:sz w:val="28"/>
+          <w:szCs w:val="28"/>
+          <w:lang w:val="en-US"/>
+        </w:rPr>
+        <w:t>Microsoft</w:t>
+      </w:r>
+      <w:r>
+        <w:rPr>
+          <w:rFonts w:ascii="Times New Roman" w:hAnsi="Times New Roman" w:cs="Times New Roman"/>
+          <w:sz w:val="28"/>
+          <w:szCs w:val="28"/>
+        </w:rPr>
+        <w:t xml:space="preserve">. Он доступен для операционных систем </w:t>
+      </w:r>
+      <w:r>
+        <w:rPr>
+          <w:rFonts w:ascii="Times New Roman" w:hAnsi="Times New Roman" w:cs="Times New Roman"/>
+          <w:sz w:val="28"/>
+          <w:szCs w:val="28"/>
+          <w:lang w:val="en-US"/>
+        </w:rPr>
+        <w:t>Windows</w:t>
+      </w:r>
+      <w:r>
+        <w:rPr>
+          <w:rFonts w:ascii="Times New Roman" w:hAnsi="Times New Roman" w:cs="Times New Roman"/>
+          <w:sz w:val="28"/>
+          <w:szCs w:val="28"/>
+        </w:rPr>
+        <w:t xml:space="preserve">, </w:t>
+      </w:r>
+      <w:r>
+        <w:rPr>
+          <w:rFonts w:ascii="Times New Roman" w:hAnsi="Times New Roman" w:cs="Times New Roman"/>
+          <w:sz w:val="28"/>
+          <w:szCs w:val="28"/>
+          <w:lang w:val="en-US"/>
+        </w:rPr>
+        <w:t>macOS</w:t>
+      </w:r>
+      <w:r>
+        <w:rPr>
+          <w:rFonts w:ascii="Times New Roman" w:hAnsi="Times New Roman" w:cs="Times New Roman"/>
+          <w:sz w:val="28"/>
+          <w:szCs w:val="28"/>
+        </w:rPr>
+        <w:t xml:space="preserve"> и </w:t>
+      </w:r>
+      <w:r>
+        <w:rPr>
+          <w:rFonts w:ascii="Times New Roman" w:hAnsi="Times New Roman" w:cs="Times New Roman"/>
+          <w:sz w:val="28"/>
+          <w:szCs w:val="28"/>
+          <w:lang w:val="en-US"/>
+        </w:rPr>
+        <w:t>Linux</w:t>
+      </w:r>
+      <w:r>
+        <w:rPr>
+          <w:rFonts w:ascii="Times New Roman" w:hAnsi="Times New Roman" w:cs="Times New Roman"/>
+          <w:sz w:val="28"/>
+          <w:szCs w:val="28"/>
+        </w:rPr>
+        <w:t>. Он предлагает широкий спектр функций и расширений, которые делают его популярным среди разработчиков.</w:t>
+      </w:r>
+    </w:p>
+    <w:p>
+      <w:pPr>
+        <w:keepLines/>
+        <w:spacing w:after="0" w:line="360" w:lineRule="auto"/>
+        <w:ind w:firstLine="709"/>
+        <w:jc w:val="both"/>
+        <w:rPr>
+          <w:rFonts w:ascii="Times New Roman" w:hAnsi="Times New Roman" w:cs="Times New Roman"/>
+          <w:sz w:val="28"/>
+          <w:szCs w:val="28"/>
+        </w:rPr>
+      </w:pPr>
+      <w:r>
+        <w:rPr>
+          <w:rFonts w:ascii="Times New Roman" w:hAnsi="Times New Roman" w:cs="Times New Roman"/>
+          <w:sz w:val="28"/>
+          <w:szCs w:val="28"/>
+        </w:rPr>
+        <w:t xml:space="preserve">Некоторые из ключевых функций </w:t>
+      </w:r>
+      <w:r>
+        <w:rPr>
+          <w:rFonts w:ascii="Times New Roman" w:hAnsi="Times New Roman" w:cs="Times New Roman"/>
+          <w:sz w:val="28"/>
+          <w:szCs w:val="28"/>
+          <w:lang w:val="en-US"/>
+        </w:rPr>
+        <w:t>Visual</w:t>
+      </w:r>
+      <w:r>
+        <w:rPr>
+          <w:rFonts w:ascii="Times New Roman" w:hAnsi="Times New Roman" w:cs="Times New Roman"/>
+          <w:sz w:val="28"/>
+          <w:szCs w:val="28"/>
+        </w:rPr>
+        <w:t xml:space="preserve"> </w:t>
+      </w:r>
+      <w:r>
+        <w:rPr>
+          <w:rFonts w:ascii="Times New Roman" w:hAnsi="Times New Roman" w:cs="Times New Roman"/>
+          <w:sz w:val="28"/>
+          <w:szCs w:val="28"/>
+          <w:lang w:val="en-US"/>
+        </w:rPr>
+        <w:t>Studio</w:t>
+      </w:r>
+      <w:r>
+        <w:rPr>
+          <w:rFonts w:ascii="Times New Roman" w:hAnsi="Times New Roman" w:cs="Times New Roman"/>
+          <w:sz w:val="28"/>
+          <w:szCs w:val="28"/>
+        </w:rPr>
+        <w:t xml:space="preserve"> </w:t>
+      </w:r>
+      <w:r>
+        <w:rPr>
+          <w:rFonts w:ascii="Times New Roman" w:hAnsi="Times New Roman" w:cs="Times New Roman"/>
+          <w:sz w:val="28"/>
+          <w:szCs w:val="28"/>
+          <w:lang w:val="en-US"/>
+        </w:rPr>
+        <w:t>Code</w:t>
+      </w:r>
+      <w:r>
+        <w:rPr>
+          <w:rFonts w:ascii="Times New Roman" w:hAnsi="Times New Roman" w:cs="Times New Roman"/>
+          <w:sz w:val="28"/>
+          <w:szCs w:val="28"/>
+        </w:rPr>
+        <w:t xml:space="preserve"> включают в себя:</w:t>
+      </w:r>
+    </w:p>
+    <w:p>
+      <w:pPr>
+        <w:keepLines/>
+        <w:spacing w:after="0" w:line="360" w:lineRule="auto"/>
+        <w:ind w:firstLine="709"/>
+        <w:jc w:val="both"/>
+        <w:rPr>
+          <w:rFonts w:ascii="Times New Roman" w:hAnsi="Times New Roman" w:cs="Times New Roman"/>
+          <w:sz w:val="28"/>
+          <w:szCs w:val="28"/>
+        </w:rPr>
+      </w:pPr>
+      <w:r>
+        <w:rPr>
+          <w:rFonts w:ascii="Times New Roman" w:hAnsi="Times New Roman" w:cs="Times New Roman"/>
+          <w:sz w:val="28"/>
+          <w:szCs w:val="28"/>
+        </w:rPr>
+        <w:t xml:space="preserve">1) </w:t>
+      </w:r>
+      <w:r>
+        <w:rPr>
+          <w:rFonts w:ascii="Times New Roman" w:hAnsi="Times New Roman" w:cs="Times New Roman"/>
+          <w:sz w:val="28"/>
+          <w:szCs w:val="28"/>
+          <w:lang w:val="en-US"/>
+        </w:rPr>
+        <w:t>IntelliSense</w:t>
+      </w:r>
+      <w:r>
+        <w:rPr>
+          <w:rFonts w:ascii="Times New Roman" w:hAnsi="Times New Roman" w:cs="Times New Roman"/>
+          <w:sz w:val="28"/>
+          <w:szCs w:val="28"/>
+        </w:rPr>
+        <w:t>: это интеллектуальный инструмент завершения кода, который помогает разработчикам писать код более эффективно, предлагая фрагменты кода, переменные и методы на основе контекста кода.</w:t>
+      </w:r>
+    </w:p>
+    <w:p>
+      <w:pPr>
+        <w:keepLines/>
+        <w:spacing w:after="0" w:line="360" w:lineRule="auto"/>
+        <w:ind w:firstLine="709"/>
+        <w:jc w:val="both"/>
+        <w:rPr>
+          <w:rFonts w:ascii="Times New Roman" w:hAnsi="Times New Roman" w:cs="Times New Roman"/>
+          <w:sz w:val="28"/>
+          <w:szCs w:val="28"/>
+        </w:rPr>
+      </w:pPr>
+      <w:r>
+        <w:rPr>
+          <w:rFonts w:ascii="Times New Roman" w:hAnsi="Times New Roman" w:cs="Times New Roman"/>
+          <w:sz w:val="28"/>
+          <w:szCs w:val="28"/>
+        </w:rPr>
+        <w:t xml:space="preserve">2) Отладчик: </w:t>
+      </w:r>
+      <w:r>
+        <w:rPr>
+          <w:rFonts w:ascii="Times New Roman" w:hAnsi="Times New Roman" w:cs="Times New Roman"/>
+          <w:sz w:val="28"/>
+          <w:szCs w:val="28"/>
+          <w:lang w:val="en-US"/>
+        </w:rPr>
+        <w:t>Visual</w:t>
+      </w:r>
+      <w:r>
+        <w:rPr>
+          <w:rFonts w:ascii="Times New Roman" w:hAnsi="Times New Roman" w:cs="Times New Roman"/>
+          <w:sz w:val="28"/>
+          <w:szCs w:val="28"/>
+        </w:rPr>
+        <w:t xml:space="preserve"> </w:t>
+      </w:r>
+      <w:r>
+        <w:rPr>
+          <w:rFonts w:ascii="Times New Roman" w:hAnsi="Times New Roman" w:cs="Times New Roman"/>
+          <w:sz w:val="28"/>
+          <w:szCs w:val="28"/>
+          <w:lang w:val="en-US"/>
+        </w:rPr>
+        <w:t>Studio</w:t>
+      </w:r>
+      <w:r>
+        <w:rPr>
+          <w:rFonts w:ascii="Times New Roman" w:hAnsi="Times New Roman" w:cs="Times New Roman"/>
+          <w:sz w:val="28"/>
+          <w:szCs w:val="28"/>
+        </w:rPr>
+        <w:t xml:space="preserve"> </w:t>
+      </w:r>
+      <w:r>
+        <w:rPr>
+          <w:rFonts w:ascii="Times New Roman" w:hAnsi="Times New Roman" w:cs="Times New Roman"/>
+          <w:sz w:val="28"/>
+          <w:szCs w:val="28"/>
+          <w:lang w:val="en-US"/>
+        </w:rPr>
+        <w:t>Code</w:t>
+      </w:r>
+      <w:r>
+        <w:rPr>
+          <w:rFonts w:ascii="Times New Roman" w:hAnsi="Times New Roman" w:cs="Times New Roman"/>
+          <w:sz w:val="28"/>
+          <w:szCs w:val="28"/>
+        </w:rPr>
+        <w:t xml:space="preserve"> поставляется со встроенным отладчиком, который позволяет разработчикам отлаживать свой код прямо из редактора.</w:t>
+      </w:r>
+    </w:p>
+    <w:p>
+      <w:pPr>
+        <w:keepLines/>
+        <w:spacing w:after="0" w:line="360" w:lineRule="auto"/>
+        <w:ind w:firstLine="709"/>
+        <w:jc w:val="both"/>
+        <w:rPr>
+          <w:rFonts w:ascii="Times New Roman" w:hAnsi="Times New Roman" w:cs="Times New Roman"/>
+          <w:sz w:val="28"/>
+          <w:szCs w:val="28"/>
+        </w:rPr>
+      </w:pPr>
+      <w:r>
+        <w:rPr>
+          <w:rFonts w:ascii="Times New Roman" w:hAnsi="Times New Roman" w:cs="Times New Roman"/>
+          <w:sz w:val="28"/>
+          <w:szCs w:val="28"/>
+        </w:rPr>
+        <w:t xml:space="preserve">3) Интеграция с </w:t>
+      </w:r>
+      <w:r>
+        <w:rPr>
+          <w:rFonts w:ascii="Times New Roman" w:hAnsi="Times New Roman" w:cs="Times New Roman"/>
+          <w:sz w:val="28"/>
+          <w:szCs w:val="28"/>
+          <w:lang w:val="en-US"/>
+        </w:rPr>
+        <w:t>Git</w:t>
+      </w:r>
+      <w:r>
+        <w:rPr>
+          <w:rFonts w:ascii="Times New Roman" w:hAnsi="Times New Roman" w:cs="Times New Roman"/>
+          <w:sz w:val="28"/>
+          <w:szCs w:val="28"/>
+        </w:rPr>
+        <w:t xml:space="preserve">. </w:t>
+      </w:r>
+      <w:r>
+        <w:rPr>
+          <w:rFonts w:ascii="Times New Roman" w:hAnsi="Times New Roman" w:cs="Times New Roman"/>
+          <w:sz w:val="28"/>
+          <w:szCs w:val="28"/>
+          <w:lang w:val="en-US"/>
+        </w:rPr>
+        <w:t>Visual</w:t>
+      </w:r>
+      <w:r>
+        <w:rPr>
+          <w:rFonts w:ascii="Times New Roman" w:hAnsi="Times New Roman" w:cs="Times New Roman"/>
+          <w:sz w:val="28"/>
+          <w:szCs w:val="28"/>
+        </w:rPr>
+        <w:t xml:space="preserve"> </w:t>
+      </w:r>
+      <w:r>
+        <w:rPr>
+          <w:rFonts w:ascii="Times New Roman" w:hAnsi="Times New Roman" w:cs="Times New Roman"/>
+          <w:sz w:val="28"/>
+          <w:szCs w:val="28"/>
+          <w:lang w:val="en-US"/>
+        </w:rPr>
+        <w:t>Studio</w:t>
+      </w:r>
+      <w:r>
+        <w:rPr>
+          <w:rFonts w:ascii="Times New Roman" w:hAnsi="Times New Roman" w:cs="Times New Roman"/>
+          <w:sz w:val="28"/>
+          <w:szCs w:val="28"/>
+        </w:rPr>
+        <w:t xml:space="preserve"> </w:t>
+      </w:r>
+      <w:r>
+        <w:rPr>
+          <w:rFonts w:ascii="Times New Roman" w:hAnsi="Times New Roman" w:cs="Times New Roman"/>
+          <w:sz w:val="28"/>
+          <w:szCs w:val="28"/>
+          <w:lang w:val="en-US"/>
+        </w:rPr>
+        <w:t>Code</w:t>
+      </w:r>
+      <w:r>
+        <w:rPr>
+          <w:rFonts w:ascii="Times New Roman" w:hAnsi="Times New Roman" w:cs="Times New Roman"/>
+          <w:sz w:val="28"/>
+          <w:szCs w:val="28"/>
+        </w:rPr>
+        <w:t xml:space="preserve"> легко интегрируется с </w:t>
+      </w:r>
+      <w:r>
+        <w:rPr>
+          <w:rFonts w:ascii="Times New Roman" w:hAnsi="Times New Roman" w:cs="Times New Roman"/>
+          <w:sz w:val="28"/>
+          <w:szCs w:val="28"/>
+          <w:lang w:val="en-US"/>
+        </w:rPr>
+        <w:t>Git</w:t>
+      </w:r>
+      <w:r>
+        <w:rPr>
+          <w:rFonts w:ascii="Times New Roman" w:hAnsi="Times New Roman" w:cs="Times New Roman"/>
+          <w:sz w:val="28"/>
+          <w:szCs w:val="28"/>
+        </w:rPr>
+        <w:t>, что позволяет разработчикам более эффективно управлять своими репозиториями кода.</w:t>
+      </w:r>
+    </w:p>
+    <w:p>
+      <w:pPr>
+        <w:keepLines/>
+        <w:spacing w:after="0" w:line="360" w:lineRule="auto"/>
+        <w:ind w:firstLine="709"/>
+        <w:jc w:val="both"/>
+        <w:rPr>
+          <w:rFonts w:ascii="Times New Roman" w:hAnsi="Times New Roman" w:cs="Times New Roman"/>
+          <w:sz w:val="28"/>
+          <w:szCs w:val="28"/>
+        </w:rPr>
+      </w:pPr>
+      <w:r>
+        <w:rPr>
+          <w:rFonts w:ascii="Times New Roman" w:hAnsi="Times New Roman" w:cs="Times New Roman"/>
+          <w:sz w:val="28"/>
+          <w:szCs w:val="28"/>
+        </w:rPr>
+        <w:t xml:space="preserve">4) Расширения: </w:t>
+      </w:r>
+      <w:r>
+        <w:rPr>
+          <w:rFonts w:ascii="Times New Roman" w:hAnsi="Times New Roman" w:cs="Times New Roman"/>
+          <w:sz w:val="28"/>
+          <w:szCs w:val="28"/>
+          <w:lang w:val="en-US"/>
+        </w:rPr>
+        <w:t>Visual</w:t>
+      </w:r>
+      <w:r>
+        <w:rPr>
+          <w:rFonts w:ascii="Times New Roman" w:hAnsi="Times New Roman" w:cs="Times New Roman"/>
+          <w:sz w:val="28"/>
+          <w:szCs w:val="28"/>
+        </w:rPr>
+        <w:t xml:space="preserve"> </w:t>
+      </w:r>
+      <w:r>
+        <w:rPr>
+          <w:rFonts w:ascii="Times New Roman" w:hAnsi="Times New Roman" w:cs="Times New Roman"/>
+          <w:sz w:val="28"/>
+          <w:szCs w:val="28"/>
+          <w:lang w:val="en-US"/>
+        </w:rPr>
+        <w:t>Studio</w:t>
+      </w:r>
+      <w:r>
+        <w:rPr>
+          <w:rFonts w:ascii="Times New Roman" w:hAnsi="Times New Roman" w:cs="Times New Roman"/>
+          <w:sz w:val="28"/>
+          <w:szCs w:val="28"/>
+        </w:rPr>
+        <w:t xml:space="preserve"> </w:t>
+      </w:r>
+      <w:r>
+        <w:rPr>
+          <w:rFonts w:ascii="Times New Roman" w:hAnsi="Times New Roman" w:cs="Times New Roman"/>
+          <w:sz w:val="28"/>
+          <w:szCs w:val="28"/>
+          <w:lang w:val="en-US"/>
+        </w:rPr>
+        <w:t>Code</w:t>
+      </w:r>
+      <w:r>
+        <w:rPr>
+          <w:rFonts w:ascii="Times New Roman" w:hAnsi="Times New Roman" w:cs="Times New Roman"/>
+          <w:sz w:val="28"/>
+          <w:szCs w:val="28"/>
+        </w:rPr>
+        <w:t xml:space="preserve"> имеет обширный репозиторий расширений, которые разработчики могут использовать для улучшения своего опыта кодирования.</w:t>
+      </w:r>
+    </w:p>
+    <w:p>
+      <w:pPr>
+        <w:keepLines/>
+        <w:spacing w:after="0" w:line="360" w:lineRule="auto"/>
+        <w:ind w:firstLine="709"/>
+        <w:jc w:val="both"/>
+        <w:rPr>
+          <w:rFonts w:ascii="Times New Roman" w:hAnsi="Times New Roman" w:cs="Times New Roman"/>
+          <w:sz w:val="28"/>
+          <w:szCs w:val="28"/>
+        </w:rPr>
+      </w:pPr>
+      <w:r>
+        <w:rPr>
+          <w:rFonts w:ascii="Times New Roman" w:hAnsi="Times New Roman" w:cs="Times New Roman"/>
+          <w:sz w:val="28"/>
+          <w:szCs w:val="28"/>
+        </w:rPr>
+        <w:t xml:space="preserve">5) </w:t>
+      </w:r>
+      <w:r>
+        <w:rPr>
+          <w:rFonts w:ascii="Times New Roman" w:hAnsi="Times New Roman" w:cs="Times New Roman"/>
+          <w:sz w:val="28"/>
+          <w:szCs w:val="28"/>
+          <w:lang w:val="en-US"/>
+        </w:rPr>
+        <w:t>Live</w:t>
+      </w:r>
+      <w:r>
+        <w:rPr>
+          <w:rFonts w:ascii="Times New Roman" w:hAnsi="Times New Roman" w:cs="Times New Roman"/>
+          <w:sz w:val="28"/>
+          <w:szCs w:val="28"/>
+        </w:rPr>
+        <w:t xml:space="preserve"> </w:t>
+      </w:r>
+      <w:r>
+        <w:rPr>
+          <w:rFonts w:ascii="Times New Roman" w:hAnsi="Times New Roman" w:cs="Times New Roman"/>
+          <w:sz w:val="28"/>
+          <w:szCs w:val="28"/>
+          <w:lang w:val="en-US"/>
+        </w:rPr>
+        <w:t>Share</w:t>
+      </w:r>
+      <w:r>
+        <w:rPr>
+          <w:rFonts w:ascii="Times New Roman" w:hAnsi="Times New Roman" w:cs="Times New Roman"/>
+          <w:sz w:val="28"/>
+          <w:szCs w:val="28"/>
+        </w:rPr>
+        <w:t xml:space="preserve">: это новая функция </w:t>
+      </w:r>
+      <w:r>
+        <w:rPr>
+          <w:rFonts w:ascii="Times New Roman" w:hAnsi="Times New Roman" w:cs="Times New Roman"/>
+          <w:sz w:val="28"/>
+          <w:szCs w:val="28"/>
+          <w:lang w:val="en-US"/>
+        </w:rPr>
+        <w:t>Visual</w:t>
+      </w:r>
+      <w:r>
+        <w:rPr>
+          <w:rFonts w:ascii="Times New Roman" w:hAnsi="Times New Roman" w:cs="Times New Roman"/>
+          <w:sz w:val="28"/>
+          <w:szCs w:val="28"/>
+        </w:rPr>
+        <w:t xml:space="preserve"> </w:t>
+      </w:r>
+      <w:r>
+        <w:rPr>
+          <w:rFonts w:ascii="Times New Roman" w:hAnsi="Times New Roman" w:cs="Times New Roman"/>
+          <w:sz w:val="28"/>
+          <w:szCs w:val="28"/>
+          <w:lang w:val="en-US"/>
+        </w:rPr>
+        <w:t>Studio</w:t>
+      </w:r>
+      <w:r>
+        <w:rPr>
+          <w:rFonts w:ascii="Times New Roman" w:hAnsi="Times New Roman" w:cs="Times New Roman"/>
+          <w:sz w:val="28"/>
+          <w:szCs w:val="28"/>
+        </w:rPr>
+        <w:t xml:space="preserve"> </w:t>
+      </w:r>
+      <w:r>
+        <w:rPr>
+          <w:rFonts w:ascii="Times New Roman" w:hAnsi="Times New Roman" w:cs="Times New Roman"/>
+          <w:sz w:val="28"/>
+          <w:szCs w:val="28"/>
+          <w:lang w:val="en-US"/>
+        </w:rPr>
+        <w:t>Code</w:t>
+      </w:r>
+      <w:r>
+        <w:rPr>
+          <w:rFonts w:ascii="Times New Roman" w:hAnsi="Times New Roman" w:cs="Times New Roman"/>
+          <w:sz w:val="28"/>
+          <w:szCs w:val="28"/>
+        </w:rPr>
+        <w:t>, которая позволяет разработчикам совместно работать над одной кодовой базой в режиме реального времени, независимо от их местонахождения.</w:t>
+      </w:r>
+    </w:p>
+    <w:p>
+      <w:pPr>
+        <w:keepLines/>
+        <w:spacing w:after="0" w:line="360" w:lineRule="auto"/>
+        <w:ind w:firstLine="709"/>
+        <w:jc w:val="both"/>
+        <w:rPr>
+          <w:rFonts w:ascii="Times New Roman" w:hAnsi="Times New Roman" w:cs="Times New Roman"/>
+          <w:sz w:val="28"/>
+          <w:szCs w:val="28"/>
+        </w:rPr>
+      </w:pPr>
+      <w:r>
+        <w:rPr>
+          <w:rFonts w:ascii="Times New Roman" w:hAnsi="Times New Roman" w:cs="Times New Roman"/>
+          <w:sz w:val="28"/>
+          <w:szCs w:val="28"/>
+        </w:rPr>
+        <w:t xml:space="preserve">В целом </w:t>
+      </w:r>
+      <w:r>
+        <w:rPr>
+          <w:rFonts w:ascii="Times New Roman" w:hAnsi="Times New Roman" w:cs="Times New Roman"/>
+          <w:sz w:val="28"/>
+          <w:szCs w:val="28"/>
+          <w:lang w:val="en-US"/>
+        </w:rPr>
+        <w:t>Visual</w:t>
+      </w:r>
+      <w:r>
+        <w:rPr>
+          <w:rFonts w:ascii="Times New Roman" w:hAnsi="Times New Roman" w:cs="Times New Roman"/>
+          <w:sz w:val="28"/>
+          <w:szCs w:val="28"/>
+        </w:rPr>
+        <w:t xml:space="preserve"> </w:t>
+      </w:r>
+      <w:r>
+        <w:rPr>
+          <w:rFonts w:ascii="Times New Roman" w:hAnsi="Times New Roman" w:cs="Times New Roman"/>
+          <w:sz w:val="28"/>
+          <w:szCs w:val="28"/>
+          <w:lang w:val="en-US"/>
+        </w:rPr>
+        <w:t>Studio</w:t>
+      </w:r>
+      <w:r>
+        <w:rPr>
+          <w:rFonts w:ascii="Times New Roman" w:hAnsi="Times New Roman" w:cs="Times New Roman"/>
+          <w:sz w:val="28"/>
+          <w:szCs w:val="28"/>
+        </w:rPr>
+        <w:t xml:space="preserve"> </w:t>
+      </w:r>
+      <w:r>
+        <w:rPr>
+          <w:rFonts w:ascii="Times New Roman" w:hAnsi="Times New Roman" w:cs="Times New Roman"/>
+          <w:sz w:val="28"/>
+          <w:szCs w:val="28"/>
+          <w:lang w:val="en-US"/>
+        </w:rPr>
+        <w:t>Code</w:t>
+      </w:r>
+      <w:r>
+        <w:rPr>
+          <w:rFonts w:ascii="Times New Roman" w:hAnsi="Times New Roman" w:cs="Times New Roman"/>
+          <w:sz w:val="28"/>
+          <w:szCs w:val="28"/>
+        </w:rPr>
+        <w:t xml:space="preserve"> — отличный инструмент для разработчиков, которые хотят писать код быстро и эффективно. Его обширный набор функций и расширений делает его мощным редактором кода.</w:t>
+      </w:r>
+    </w:p>
+    <w:p>
+      <w:pPr>
+        <w:keepLines/>
+        <w:spacing w:after="0" w:line="360" w:lineRule="auto"/>
+        <w:ind w:firstLine="709"/>
+        <w:jc w:val="both"/>
+        <w:rPr>
+          <w:rFonts w:ascii="Times New Roman" w:hAnsi="Times New Roman" w:cs="Times New Roman"/>
+          <w:sz w:val="28"/>
+          <w:szCs w:val="28"/>
+        </w:rPr>
+      </w:pPr>
+      <w:r>
+        <w:rPr>
+          <w:rFonts w:ascii="Times New Roman" w:hAnsi="Times New Roman" w:cs="Times New Roman"/>
+          <w:sz w:val="28"/>
+          <w:szCs w:val="28"/>
+        </w:rPr>
+        <w:t>Интерфейс программы представлен на рисунке 1.</w:t>
+      </w:r>
+    </w:p>
+    <w:p>
+      <w:pPr>
+        <w:keepLines/>
+        <w:spacing w:after="0" w:line="360" w:lineRule="auto"/>
+        <w:jc w:val="center"/>
+        <w:rPr>
+          <w:rFonts w:ascii="Times New Roman" w:hAnsi="Times New Roman" w:cs="Times New Roman"/>
+          <w:sz w:val="28"/>
+          <w:szCs w:val="28"/>
+        </w:rPr>
+      </w:pPr>
+      <w:r>
+        <w:rPr>
+          <w:noProof/>
+          <w:lang w:eastAsia="ru-RU"/>
+        </w:rPr>
+        <w:lastRenderedPageBreak/>
+        <w:drawing>
+          <wp:inline distT="0" distB="0" distL="0" distR="0" wp14:anchorId="055523D3" wp14:editId="1C59B774">
+            <wp:extent cx="5940425" cy="3215005"/>
+            <wp:effectExtent l="0" t="0" r="3175" b="4445"/>
+            <wp:docPr id="11" name="Рисунок 11"/>
+            <wp:cNvGraphicFramePr>
+              <a:graphicFrameLocks xmlns:a="http://schemas.openxmlformats.org/drawingml/2006/main" noChangeAspect="1"/>
+            </wp:cNvGraphicFramePr>
+            <a:graphic xmlns:a="http://schemas.openxmlformats.org/drawingml/2006/main">
+              <a:graphicData uri="http://schemas.openxmlformats.org/drawingml/2006/picture">
+                <pic:pic xmlns:pic="http://schemas.openxmlformats.org/drawingml/2006/picture">
+                  <pic:nvPicPr>
+                    <pic:cNvPr id="0" name="Рисунок 3"/>
+                    <pic:cNvPicPr>
+                      <a:picLocks noChangeAspect="1" noChangeArrowheads="1"/>
+                    </pic:cNvPicPr>
+                  </pic:nvPicPr>
+                  <pic:blipFill>
+                    <a:blip r:embed="rId10" cstate="print">
+                      <a:extLst>
+                        <a:ext uri="{28A0092B-C50C-407E-A947-70E740481C1C}">
+                          <a14:useLocalDpi xmlns:a14="http://schemas.microsoft.com/office/drawing/2010/main" val="0"/>
+                        </a:ext>
+                      </a:extLst>
+                    </a:blip>
+                    <a:srcRect/>
+                    <a:stretch>
+                      <a:fillRect/>
+                    </a:stretch>
+                  </pic:blipFill>
+                  <pic:spPr bwMode="auto">
+                    <a:xfrm>
+                      <a:off x="0" y="0"/>
+                      <a:ext cx="5940425" cy="3215005"/>
+                    </a:xfrm>
+                    <a:prstGeom prst="rect">
+                      <a:avLst/>
+                    </a:prstGeom>
+                    <a:noFill/>
+                    <a:ln>
+                      <a:noFill/>
+                    </a:ln>
+                  </pic:spPr>
+                </pic:pic>
+              </a:graphicData>
+            </a:graphic>
+          </wp:inline>
+        </w:drawing>
+      </w:r>
+    </w:p>
+    <w:p>
+      <w:pPr>
+        <w:keepLines/>
+        <w:spacing w:after="0" w:line="360" w:lineRule="auto"/>
+        <w:jc w:val="center"/>
+        <w:rPr>
+          <w:rFonts w:ascii="Times New Roman" w:hAnsi="Times New Roman" w:cs="Times New Roman"/>
+          <w:sz w:val="28"/>
+          <w:szCs w:val="28"/>
+        </w:rPr>
+      </w:pPr>
+      <w:r>
+        <w:rPr>
+          <w:rFonts w:ascii="Times New Roman" w:hAnsi="Times New Roman" w:cs="Times New Roman"/>
+          <w:sz w:val="28"/>
+          <w:szCs w:val="28"/>
+        </w:rPr>
+        <w:t xml:space="preserve">Рисунок 1 – Интерфейс в </w:t>
+      </w:r>
+      <w:r>
+        <w:rPr>
+          <w:rFonts w:ascii="Times New Roman" w:hAnsi="Times New Roman" w:cs="Times New Roman"/>
+          <w:sz w:val="28"/>
+          <w:szCs w:val="28"/>
+          <w:lang w:val="en-US"/>
+        </w:rPr>
+        <w:t>Visual Studio Code</w:t>
+      </w:r>
+      <w:r>
+        <w:rPr>
+          <w:rFonts w:ascii="Times New Roman" w:hAnsi="Times New Roman" w:cs="Times New Roman"/>
+          <w:sz w:val="28"/>
+          <w:szCs w:val="28"/>
+        </w:rPr>
+        <w:t>.</w:t>
+      </w:r>
+    </w:p>
+    <w:p>
+      <w:pPr>
+        <w:keepLines/>
+        <w:spacing w:after="0" w:line="360" w:lineRule="auto"/>
+        <w:jc w:val="both"/>
+        <w:rPr>
+          <w:rFonts w:ascii="Times New Roman" w:hAnsi="Times New Roman" w:cs="Times New Roman"/>
+          <w:sz w:val="28"/>
+          <w:szCs w:val="28"/>
+        </w:rPr>
+      </w:pPr>
+    </w:p>
+    <w:p>
+      <w:pPr>
+        <w:keepLines/>
+        <w:spacing w:after="0" w:line="360" w:lineRule="auto"/>
+        <w:ind w:firstLine="709"/>
+        <w:jc w:val="both"/>
+        <w:rPr>
+          <w:rFonts w:ascii="Times New Roman" w:hAnsi="Times New Roman" w:cs="Times New Roman"/>
+          <w:sz w:val="28"/>
+          <w:szCs w:val="28"/>
+        </w:rPr>
+      </w:pPr>
+      <w:r>
+        <w:rPr>
+          <w:rFonts w:ascii="Times New Roman" w:hAnsi="Times New Roman" w:cs="Times New Roman"/>
+          <w:sz w:val="28"/>
+          <w:szCs w:val="28"/>
+        </w:rPr>
+        <w:t xml:space="preserve">В качестве языка программирования был выбран </w:t>
+      </w:r>
+      <w:proofErr w:type="spellStart"/>
+      <w:r>
+        <w:rPr>
+          <w:rFonts w:ascii="Times New Roman" w:hAnsi="Times New Roman" w:cs="Times New Roman"/>
+          <w:bCs/>
+          <w:sz w:val="28"/>
+          <w:szCs w:val="28"/>
+        </w:rPr>
+        <w:t>React</w:t>
+      </w:r>
+      <w:proofErr w:type="spellEnd"/>
+      <w:r>
+        <w:rPr>
+          <w:rFonts w:ascii="Times New Roman" w:hAnsi="Times New Roman" w:cs="Times New Roman"/>
+          <w:bCs/>
+          <w:sz w:val="28"/>
+          <w:szCs w:val="28"/>
+        </w:rPr>
+        <w:t xml:space="preserve"> </w:t>
+      </w:r>
+      <w:proofErr w:type="spellStart"/>
+      <w:r>
+        <w:rPr>
+          <w:rFonts w:ascii="Times New Roman" w:hAnsi="Times New Roman" w:cs="Times New Roman"/>
+          <w:bCs/>
+          <w:sz w:val="28"/>
+          <w:szCs w:val="28"/>
+        </w:rPr>
+        <w:t>Native</w:t>
+      </w:r>
+      <w:proofErr w:type="spellEnd"/>
+      <w:r>
+        <w:rPr>
+          <w:rFonts w:ascii="Times New Roman" w:hAnsi="Times New Roman" w:cs="Times New Roman"/>
+          <w:sz w:val="28"/>
+          <w:szCs w:val="28"/>
+        </w:rPr>
+        <w:t xml:space="preserve"> — это платформа с открытым исходным кодом, разработанная Facebook для создания мобильных приложений с использованием JavaScript и </w:t>
+      </w:r>
+      <w:proofErr w:type="spellStart"/>
+      <w:r>
+        <w:rPr>
+          <w:rFonts w:ascii="Times New Roman" w:hAnsi="Times New Roman" w:cs="Times New Roman"/>
+          <w:sz w:val="28"/>
+          <w:szCs w:val="28"/>
+        </w:rPr>
+        <w:t>React</w:t>
+      </w:r>
+      <w:proofErr w:type="spellEnd"/>
+      <w:r>
+        <w:rPr>
+          <w:rFonts w:ascii="Times New Roman" w:hAnsi="Times New Roman" w:cs="Times New Roman"/>
+          <w:sz w:val="28"/>
+          <w:szCs w:val="28"/>
+        </w:rPr>
+        <w:t xml:space="preserve">. Это позволяет разработчикам создавать высококачественные мобильные приложения для </w:t>
+      </w:r>
+      <w:proofErr w:type="spellStart"/>
+      <w:r>
+        <w:rPr>
+          <w:rFonts w:ascii="Times New Roman" w:hAnsi="Times New Roman" w:cs="Times New Roman"/>
+          <w:sz w:val="28"/>
+          <w:szCs w:val="28"/>
+        </w:rPr>
+        <w:t>iOS</w:t>
+      </w:r>
+      <w:proofErr w:type="spellEnd"/>
+      <w:r>
+        <w:rPr>
+          <w:rFonts w:ascii="Times New Roman" w:hAnsi="Times New Roman" w:cs="Times New Roman"/>
+          <w:sz w:val="28"/>
+          <w:szCs w:val="28"/>
+        </w:rPr>
+        <w:t xml:space="preserve"> и </w:t>
+      </w:r>
+      <w:proofErr w:type="spellStart"/>
+      <w:r>
+        <w:rPr>
+          <w:rFonts w:ascii="Times New Roman" w:hAnsi="Times New Roman" w:cs="Times New Roman"/>
+          <w:sz w:val="28"/>
+          <w:szCs w:val="28"/>
+        </w:rPr>
+        <w:t>Android</w:t>
+      </w:r>
+      <w:proofErr w:type="spellEnd"/>
+      <w:r>
+        <w:rPr>
+          <w:rFonts w:ascii="Times New Roman" w:hAnsi="Times New Roman" w:cs="Times New Roman"/>
+          <w:sz w:val="28"/>
+          <w:szCs w:val="28"/>
+        </w:rPr>
+        <w:t xml:space="preserve">, используя единую кодовую базу. </w:t>
+      </w:r>
+      <w:proofErr w:type="spellStart"/>
+      <w:r>
+        <w:rPr>
+          <w:rFonts w:ascii="Times New Roman" w:hAnsi="Times New Roman" w:cs="Times New Roman"/>
+          <w:sz w:val="28"/>
+          <w:szCs w:val="28"/>
+        </w:rPr>
+        <w:t>React</w:t>
+      </w:r>
+      <w:proofErr w:type="spellEnd"/>
+      <w:r>
+        <w:rPr>
+          <w:rFonts w:ascii="Times New Roman" w:hAnsi="Times New Roman" w:cs="Times New Roman"/>
+          <w:sz w:val="28"/>
+          <w:szCs w:val="28"/>
+        </w:rPr>
+        <w:t xml:space="preserve"> </w:t>
+      </w:r>
+      <w:proofErr w:type="spellStart"/>
+      <w:r>
+        <w:rPr>
+          <w:rFonts w:ascii="Times New Roman" w:hAnsi="Times New Roman" w:cs="Times New Roman"/>
+          <w:sz w:val="28"/>
+          <w:szCs w:val="28"/>
+        </w:rPr>
+        <w:t>Native</w:t>
+      </w:r>
+      <w:proofErr w:type="spellEnd"/>
+      <w:r>
+        <w:rPr>
+          <w:rFonts w:ascii="Times New Roman" w:hAnsi="Times New Roman" w:cs="Times New Roman"/>
+          <w:sz w:val="28"/>
+          <w:szCs w:val="28"/>
+        </w:rPr>
+        <w:t xml:space="preserve"> предоставляет набор готовых компонентов, которые можно использовать для создания пользовательского интерфейса приложения.</w:t>
+      </w:r>
+    </w:p>
+    <w:p>
+      <w:pPr>
+        <w:keepLines/>
+        <w:spacing w:after="0" w:line="360" w:lineRule="auto"/>
+        <w:ind w:firstLine="709"/>
+        <w:jc w:val="both"/>
+        <w:rPr>
+          <w:rFonts w:ascii="Times New Roman" w:hAnsi="Times New Roman" w:cs="Times New Roman"/>
+          <w:sz w:val="28"/>
+          <w:szCs w:val="28"/>
+        </w:rPr>
+      </w:pPr>
+      <w:r>
+        <w:rPr>
+          <w:rFonts w:ascii="Times New Roman" w:hAnsi="Times New Roman" w:cs="Times New Roman"/>
+          <w:sz w:val="28"/>
+          <w:szCs w:val="28"/>
+        </w:rPr>
+        <w:t xml:space="preserve">Одним из ключевых преимуществ </w:t>
+      </w:r>
+      <w:proofErr w:type="spellStart"/>
+      <w:r>
+        <w:rPr>
+          <w:rFonts w:ascii="Times New Roman" w:hAnsi="Times New Roman" w:cs="Times New Roman"/>
+          <w:sz w:val="28"/>
+          <w:szCs w:val="28"/>
+        </w:rPr>
+        <w:t>React</w:t>
+      </w:r>
+      <w:proofErr w:type="spellEnd"/>
+      <w:r>
+        <w:rPr>
+          <w:rFonts w:ascii="Times New Roman" w:hAnsi="Times New Roman" w:cs="Times New Roman"/>
+          <w:sz w:val="28"/>
+          <w:szCs w:val="28"/>
+        </w:rPr>
+        <w:t xml:space="preserve"> </w:t>
+      </w:r>
+      <w:proofErr w:type="spellStart"/>
+      <w:r>
+        <w:rPr>
+          <w:rFonts w:ascii="Times New Roman" w:hAnsi="Times New Roman" w:cs="Times New Roman"/>
+          <w:sz w:val="28"/>
+          <w:szCs w:val="28"/>
+        </w:rPr>
+        <w:t>Native</w:t>
+      </w:r>
+      <w:proofErr w:type="spellEnd"/>
+      <w:r>
+        <w:rPr>
+          <w:rFonts w:ascii="Times New Roman" w:hAnsi="Times New Roman" w:cs="Times New Roman"/>
+          <w:sz w:val="28"/>
+          <w:szCs w:val="28"/>
+        </w:rPr>
+        <w:t xml:space="preserve"> является то, что он использует подход «обучись один раз, пиши где угодно», что означает, что разработчики, знакомые с </w:t>
+      </w:r>
+      <w:proofErr w:type="spellStart"/>
+      <w:r>
+        <w:rPr>
+          <w:rFonts w:ascii="Times New Roman" w:hAnsi="Times New Roman" w:cs="Times New Roman"/>
+          <w:sz w:val="28"/>
+          <w:szCs w:val="28"/>
+        </w:rPr>
+        <w:t>React</w:t>
+      </w:r>
+      <w:proofErr w:type="spellEnd"/>
+      <w:r>
+        <w:rPr>
+          <w:rFonts w:ascii="Times New Roman" w:hAnsi="Times New Roman" w:cs="Times New Roman"/>
+          <w:sz w:val="28"/>
+          <w:szCs w:val="28"/>
+        </w:rPr>
+        <w:t xml:space="preserve">, могут использовать одни и те же навыки для создания мобильных приложений для платформ </w:t>
+      </w:r>
+      <w:proofErr w:type="spellStart"/>
+      <w:r>
+        <w:rPr>
+          <w:rFonts w:ascii="Times New Roman" w:hAnsi="Times New Roman" w:cs="Times New Roman"/>
+          <w:sz w:val="28"/>
+          <w:szCs w:val="28"/>
+        </w:rPr>
+        <w:t>iOS</w:t>
+      </w:r>
+      <w:proofErr w:type="spellEnd"/>
+      <w:r>
+        <w:rPr>
+          <w:rFonts w:ascii="Times New Roman" w:hAnsi="Times New Roman" w:cs="Times New Roman"/>
+          <w:sz w:val="28"/>
+          <w:szCs w:val="28"/>
+        </w:rPr>
+        <w:t xml:space="preserve"> и </w:t>
+      </w:r>
+      <w:proofErr w:type="spellStart"/>
+      <w:r>
+        <w:rPr>
+          <w:rFonts w:ascii="Times New Roman" w:hAnsi="Times New Roman" w:cs="Times New Roman"/>
+          <w:sz w:val="28"/>
+          <w:szCs w:val="28"/>
+        </w:rPr>
+        <w:t>Android</w:t>
+      </w:r>
+      <w:proofErr w:type="spellEnd"/>
+      <w:r>
+        <w:rPr>
+          <w:rFonts w:ascii="Times New Roman" w:hAnsi="Times New Roman" w:cs="Times New Roman"/>
+          <w:sz w:val="28"/>
+          <w:szCs w:val="28"/>
+        </w:rPr>
+        <w:t>. Это помогает сократить время и стоимость разработки для предприятий, которым необходимо создавать приложения для обеих платформ.</w:t>
+      </w:r>
+    </w:p>
+    <w:p>
+      <w:pPr>
+        <w:keepLines/>
+        <w:spacing w:after="0" w:line="360" w:lineRule="auto"/>
+        <w:ind w:firstLine="709"/>
+        <w:jc w:val="both"/>
+        <w:rPr>
+          <w:rFonts w:ascii="Times New Roman" w:hAnsi="Times New Roman" w:cs="Times New Roman"/>
+          <w:sz w:val="28"/>
+          <w:szCs w:val="28"/>
+        </w:rPr>
+      </w:pPr>
+      <w:proofErr w:type="spellStart"/>
+      <w:r>
+        <w:rPr>
+          <w:rFonts w:ascii="Times New Roman" w:hAnsi="Times New Roman" w:cs="Times New Roman"/>
+          <w:sz w:val="28"/>
+          <w:szCs w:val="28"/>
+        </w:rPr>
+        <w:lastRenderedPageBreak/>
+        <w:t>React</w:t>
+      </w:r>
+      <w:proofErr w:type="spellEnd"/>
+      <w:r>
+        <w:rPr>
+          <w:rFonts w:ascii="Times New Roman" w:hAnsi="Times New Roman" w:cs="Times New Roman"/>
+          <w:sz w:val="28"/>
+          <w:szCs w:val="28"/>
+        </w:rPr>
+        <w:t xml:space="preserve"> </w:t>
+      </w:r>
+      <w:proofErr w:type="spellStart"/>
+      <w:r>
+        <w:rPr>
+          <w:rFonts w:ascii="Times New Roman" w:hAnsi="Times New Roman" w:cs="Times New Roman"/>
+          <w:sz w:val="28"/>
+          <w:szCs w:val="28"/>
+        </w:rPr>
+        <w:t>Native</w:t>
+      </w:r>
+      <w:proofErr w:type="spellEnd"/>
+      <w:r>
+        <w:rPr>
+          <w:rFonts w:ascii="Times New Roman" w:hAnsi="Times New Roman" w:cs="Times New Roman"/>
+          <w:sz w:val="28"/>
+          <w:szCs w:val="28"/>
+        </w:rPr>
+        <w:t xml:space="preserve"> также предлагает ряд оптимизаций производительности, таких как собственный рендеринг и асинхронное выполнение кода JavaScript, которые помогают повысить производительность и скорость отклика приложения. Кроме того, он предоставляет функцию горячей перезагрузки, которая позволяет разработчикам видеть внесенные ими изменения в режиме реального времени без необходимости перезапускать приложение.</w:t>
+      </w:r>
+    </w:p>
+    <w:p>
+      <w:pPr>
+        <w:keepLines/>
+        <w:spacing w:after="0" w:line="360" w:lineRule="auto"/>
+        <w:ind w:firstLine="709"/>
+        <w:jc w:val="both"/>
+        <w:rPr>
+          <w:rFonts w:ascii="Times New Roman" w:hAnsi="Times New Roman" w:cs="Times New Roman"/>
+          <w:sz w:val="28"/>
+          <w:szCs w:val="28"/>
+        </w:rPr>
+      </w:pPr>
+      <w:r>
+        <w:rPr>
+          <w:rFonts w:ascii="Times New Roman" w:hAnsi="Times New Roman" w:cs="Times New Roman"/>
+          <w:sz w:val="28"/>
+          <w:szCs w:val="28"/>
+        </w:rPr>
+        <w:t xml:space="preserve">Пример кода на </w:t>
+      </w:r>
+      <w:r>
+        <w:rPr>
+          <w:rFonts w:ascii="Times New Roman" w:hAnsi="Times New Roman" w:cs="Times New Roman"/>
+          <w:sz w:val="28"/>
+          <w:szCs w:val="28"/>
+          <w:lang w:val="en-US"/>
+        </w:rPr>
+        <w:t>React</w:t>
+      </w:r>
+      <w:r>
+        <w:rPr>
+          <w:rFonts w:ascii="Times New Roman" w:hAnsi="Times New Roman" w:cs="Times New Roman"/>
+          <w:sz w:val="28"/>
+          <w:szCs w:val="28"/>
+        </w:rPr>
+        <w:t xml:space="preserve"> </w:t>
+      </w:r>
+      <w:r>
+        <w:rPr>
+          <w:rFonts w:ascii="Times New Roman" w:hAnsi="Times New Roman" w:cs="Times New Roman"/>
+          <w:sz w:val="28"/>
+          <w:szCs w:val="28"/>
+          <w:lang w:val="en-US"/>
+        </w:rPr>
+        <w:t>Native</w:t>
+      </w:r>
+      <w:r>
+        <w:rPr>
+          <w:rFonts w:ascii="Times New Roman" w:hAnsi="Times New Roman" w:cs="Times New Roman"/>
+          <w:sz w:val="28"/>
+          <w:szCs w:val="28"/>
+        </w:rPr>
+        <w:t xml:space="preserve"> представлен на рисунке 2.</w:t>
+      </w:r>
+    </w:p>
+    <w:p>
+      <w:pPr>
+        <w:keepLines/>
+        <w:spacing w:after="0" w:line="360" w:lineRule="auto"/>
+        <w:jc w:val="center"/>
+        <w:rPr>
+          <w:rFonts w:ascii="Times New Roman" w:hAnsi="Times New Roman" w:cs="Times New Roman"/>
+          <w:sz w:val="28"/>
+          <w:szCs w:val="28"/>
+        </w:rPr>
+      </w:pPr>
+      <w:r>
+        <w:rPr>
+          <w:noProof/>
+          <w:lang w:eastAsia="ru-RU"/>
+        </w:rPr>
+        <w:drawing>
+          <wp:inline distT="0" distB="0" distL="0" distR="0" wp14:anchorId="2E4C0F0C" wp14:editId="590BC178">
+            <wp:extent cx="4210050" cy="4857750"/>
+            <wp:effectExtent l="0" t="0" r="0" b="0"/>
+            <wp:docPr id="10" name="Рисунок 10"/>
+            <wp:cNvGraphicFramePr>
+              <a:graphicFrameLocks xmlns:a="http://schemas.openxmlformats.org/drawingml/2006/main" noChangeAspect="1"/>
+            </wp:cNvGraphicFramePr>
+            <a:graphic xmlns:a="http://schemas.openxmlformats.org/drawingml/2006/main">
+              <a:graphicData uri="http://schemas.openxmlformats.org/drawingml/2006/picture">
+                <pic:pic xmlns:pic="http://schemas.openxmlformats.org/drawingml/2006/picture">
+                  <pic:nvPicPr>
+                    <pic:cNvPr id="0" name="Рисунок 5"/>
+                    <pic:cNvPicPr>
+                      <a:picLocks noChangeAspect="1" noChangeArrowheads="1"/>
+                    </pic:cNvPicPr>
+                  </pic:nvPicPr>
+                  <pic:blipFill>
+                    <a:blip r:embed="rId11">
+                      <a:extLst>
+                        <a:ext uri="{28A0092B-C50C-407E-A947-70E740481C1C}">
+                          <a14:useLocalDpi xmlns:a14="http://schemas.microsoft.com/office/drawing/2010/main" val="0"/>
+                        </a:ext>
+                      </a:extLst>
+                    </a:blip>
+                    <a:srcRect/>
+                    <a:stretch>
+                      <a:fillRect/>
+                    </a:stretch>
+                  </pic:blipFill>
+                  <pic:spPr bwMode="auto">
+                    <a:xfrm>
+                      <a:off x="0" y="0"/>
+                      <a:ext cx="4210050" cy="4857750"/>
+                    </a:xfrm>
+                    <a:prstGeom prst="rect">
+                      <a:avLst/>
+                    </a:prstGeom>
+                    <a:noFill/>
+                    <a:ln>
+                      <a:noFill/>
+                    </a:ln>
+                  </pic:spPr>
+                </pic:pic>
+              </a:graphicData>
+            </a:graphic>
+          </wp:inline>
+        </w:drawing>
+      </w:r>
+    </w:p>
+    <w:p>
+      <w:pPr>
+        <w:keepLines/>
+        <w:spacing w:after="0" w:line="360" w:lineRule="auto"/>
+        <w:jc w:val="center"/>
+        <w:rPr>
+          <w:rFonts w:ascii="Times New Roman" w:hAnsi="Times New Roman" w:cs="Times New Roman"/>
+          <w:sz w:val="28"/>
+          <w:szCs w:val="28"/>
+        </w:rPr>
+      </w:pPr>
+      <w:r>
+        <w:rPr>
+          <w:rFonts w:ascii="Times New Roman" w:hAnsi="Times New Roman" w:cs="Times New Roman"/>
+          <w:sz w:val="28"/>
+          <w:szCs w:val="28"/>
+        </w:rPr>
+        <w:t xml:space="preserve">Рисунок 2 – пример кода на языке программирования </w:t>
+      </w:r>
+      <w:r>
+        <w:rPr>
+          <w:rFonts w:ascii="Times New Roman" w:hAnsi="Times New Roman" w:cs="Times New Roman"/>
+          <w:sz w:val="28"/>
+          <w:szCs w:val="28"/>
+          <w:lang w:val="en-US"/>
+        </w:rPr>
+        <w:t>React</w:t>
+      </w:r>
+      <w:r>
+        <w:rPr>
+          <w:rFonts w:ascii="Times New Roman" w:hAnsi="Times New Roman" w:cs="Times New Roman"/>
+          <w:sz w:val="28"/>
+          <w:szCs w:val="28"/>
+        </w:rPr>
+        <w:t xml:space="preserve"> </w:t>
+      </w:r>
+      <w:r>
+        <w:rPr>
+          <w:rFonts w:ascii="Times New Roman" w:hAnsi="Times New Roman" w:cs="Times New Roman"/>
+          <w:sz w:val="28"/>
+          <w:szCs w:val="28"/>
+          <w:lang w:val="en-US"/>
+        </w:rPr>
+        <w:t>Native</w:t>
+      </w:r>
+    </w:p>
+    <w:p>
+      <w:pPr>
+        <w:keepLines/>
+        <w:spacing w:after="0" w:line="360" w:lineRule="auto"/>
+        <w:jc w:val="both"/>
+        <w:rPr>
+          <w:rFonts w:ascii="Times New Roman" w:hAnsi="Times New Roman" w:cs="Times New Roman"/>
+          <w:sz w:val="28"/>
+          <w:szCs w:val="28"/>
+        </w:rPr>
+      </w:pPr>
+    </w:p>
+    <w:p>
+      <w:pPr>
+        <w:keepLines/>
+        <w:spacing w:after="0" w:line="360" w:lineRule="auto"/>
+        <w:ind w:firstLine="709"/>
+        <w:jc w:val="both"/>
+        <w:rPr>
+          <w:rFonts w:ascii="Times New Roman" w:hAnsi="Times New Roman" w:cs="Times New Roman"/>
+          <w:sz w:val="28"/>
+          <w:szCs w:val="28"/>
+        </w:rPr>
+      </w:pPr>
+      <w:r>
+        <w:rPr>
+          <w:rFonts w:ascii="Times New Roman" w:hAnsi="Times New Roman" w:cs="Times New Roman"/>
+          <w:sz w:val="28"/>
+          <w:szCs w:val="28"/>
+        </w:rPr>
+        <w:t xml:space="preserve">Для лучшего понимания каким должен быть интерфейс разрабатываемого программного продукта необходимо было спроектировать макет приложения. В качестве инструмента проектирования был выбран облачный сервис </w:t>
+      </w:r>
+      <w:r>
+        <w:rPr>
+          <w:rFonts w:ascii="Times New Roman" w:hAnsi="Times New Roman" w:cs="Times New Roman"/>
+          <w:bCs/>
+          <w:sz w:val="28"/>
+          <w:szCs w:val="28"/>
+          <w:lang w:val="en-US"/>
+        </w:rPr>
+        <w:t>Figma</w:t>
+      </w:r>
+      <w:r>
+        <w:rPr>
+          <w:rFonts w:ascii="Times New Roman" w:hAnsi="Times New Roman" w:cs="Times New Roman"/>
+          <w:sz w:val="28"/>
+          <w:szCs w:val="28"/>
+        </w:rPr>
+        <w:t>.</w:t>
+      </w:r>
+    </w:p>
+    <w:p>
+      <w:pPr>
+        <w:keepLines/>
+        <w:spacing w:after="0" w:line="360" w:lineRule="auto"/>
+        <w:ind w:firstLine="709"/>
+        <w:jc w:val="both"/>
+        <w:rPr>
+          <w:rFonts w:ascii="Times New Roman" w:hAnsi="Times New Roman" w:cs="Times New Roman"/>
+          <w:sz w:val="28"/>
+          <w:szCs w:val="28"/>
+        </w:rPr>
+      </w:pPr>
+      <w:proofErr w:type="spellStart"/>
+      <w:r>
+        <w:rPr>
+          <w:rFonts w:ascii="Times New Roman" w:hAnsi="Times New Roman" w:cs="Times New Roman"/>
+          <w:sz w:val="28"/>
+          <w:szCs w:val="28"/>
+        </w:rPr>
+        <w:lastRenderedPageBreak/>
+        <w:t>Figma</w:t>
+      </w:r>
+      <w:proofErr w:type="spellEnd"/>
+      <w:r>
+        <w:rPr>
+          <w:rFonts w:ascii="Times New Roman" w:hAnsi="Times New Roman" w:cs="Times New Roman"/>
+          <w:sz w:val="28"/>
+          <w:szCs w:val="28"/>
+        </w:rPr>
+        <w:t xml:space="preserve"> — это облачный инструмент для проектирования и совместной работы, используемый дизайнерами, разработчиками и продуктовыми группами для создания совместного использования пользовательских интерфейсов, прототипов и систем проектирования. Он позволяет нескольким пользователям сотрудничать и работать над одними и теми же файлами дизайна в режиме реального времени и имеет расширенные функции для контроля версий, комментирования и передачи дизайна.</w:t>
+      </w:r>
+    </w:p>
+    <w:p>
+      <w:pPr>
+        <w:keepLines/>
+        <w:spacing w:after="0" w:line="360" w:lineRule="auto"/>
+        <w:ind w:firstLine="709"/>
+        <w:jc w:val="both"/>
+        <w:rPr>
+          <w:rFonts w:ascii="Times New Roman" w:hAnsi="Times New Roman" w:cs="Times New Roman"/>
+          <w:sz w:val="28"/>
+          <w:szCs w:val="28"/>
+        </w:rPr>
+      </w:pPr>
+      <w:r>
+        <w:rPr>
+          <w:rFonts w:ascii="Times New Roman" w:hAnsi="Times New Roman" w:cs="Times New Roman"/>
+          <w:sz w:val="28"/>
+          <w:szCs w:val="28"/>
+        </w:rPr>
+        <w:t xml:space="preserve">Одной из ключевых особенностей </w:t>
+      </w:r>
+      <w:proofErr w:type="spellStart"/>
+      <w:r>
+        <w:rPr>
+          <w:rFonts w:ascii="Times New Roman" w:hAnsi="Times New Roman" w:cs="Times New Roman"/>
+          <w:sz w:val="28"/>
+          <w:szCs w:val="28"/>
+        </w:rPr>
+        <w:t>Figma</w:t>
+      </w:r>
+      <w:proofErr w:type="spellEnd"/>
+      <w:r>
+        <w:rPr>
+          <w:rFonts w:ascii="Times New Roman" w:hAnsi="Times New Roman" w:cs="Times New Roman"/>
+          <w:sz w:val="28"/>
+          <w:szCs w:val="28"/>
+        </w:rPr>
+        <w:t xml:space="preserve"> является инструмент векторного дизайна, который позволяет пользователям создавать масштабируемые и адаптивные проекты, которые можно легко редактировать и адаптировать для разных устройств и платформ. </w:t>
+      </w:r>
+      <w:proofErr w:type="spellStart"/>
+      <w:r>
+        <w:rPr>
+          <w:rFonts w:ascii="Times New Roman" w:hAnsi="Times New Roman" w:cs="Times New Roman"/>
+          <w:sz w:val="28"/>
+          <w:szCs w:val="28"/>
+        </w:rPr>
+        <w:t>Figma</w:t>
+      </w:r>
+      <w:proofErr w:type="spellEnd"/>
+      <w:r>
+        <w:rPr>
+          <w:rFonts w:ascii="Times New Roman" w:hAnsi="Times New Roman" w:cs="Times New Roman"/>
+          <w:sz w:val="28"/>
+          <w:szCs w:val="28"/>
+        </w:rPr>
+        <w:t xml:space="preserve"> также имеет надежную библиотеку компонентов и шаблонов дизайна, что позволяет легко создавать согласованные и целостные проекты.</w:t>
+      </w:r>
+    </w:p>
+    <w:p>
+      <w:pPr>
+        <w:keepLines/>
+        <w:spacing w:after="0" w:line="360" w:lineRule="auto"/>
+        <w:ind w:firstLine="709"/>
+        <w:jc w:val="both"/>
+        <w:rPr>
+          <w:rFonts w:ascii="Times New Roman" w:hAnsi="Times New Roman" w:cs="Times New Roman"/>
+          <w:sz w:val="28"/>
+          <w:szCs w:val="28"/>
+        </w:rPr>
+      </w:pPr>
+      <w:r>
+        <w:rPr>
+          <w:rFonts w:ascii="Times New Roman" w:hAnsi="Times New Roman" w:cs="Times New Roman"/>
+          <w:sz w:val="28"/>
+          <w:szCs w:val="28"/>
+        </w:rPr>
+        <w:t xml:space="preserve">В целом </w:t>
+      </w:r>
+      <w:proofErr w:type="spellStart"/>
+      <w:r>
+        <w:rPr>
+          <w:rFonts w:ascii="Times New Roman" w:hAnsi="Times New Roman" w:cs="Times New Roman"/>
+          <w:sz w:val="28"/>
+          <w:szCs w:val="28"/>
+        </w:rPr>
+        <w:t>Figma</w:t>
+      </w:r>
+      <w:proofErr w:type="spellEnd"/>
+      <w:r>
+        <w:rPr>
+          <w:rFonts w:ascii="Times New Roman" w:hAnsi="Times New Roman" w:cs="Times New Roman"/>
+          <w:sz w:val="28"/>
+          <w:szCs w:val="28"/>
+        </w:rPr>
+        <w:t xml:space="preserve"> — это мощный и универсальный инструмент проектирования, который может помочь упростить весь процесс проектирования, от идеи и прототипирования до совместной работы и передачи.</w:t>
+      </w:r>
+    </w:p>
+    <w:p>
+      <w:pPr>
+        <w:keepLines/>
+        <w:spacing w:after="0" w:line="360" w:lineRule="auto"/>
+        <w:ind w:firstLine="709"/>
+        <w:jc w:val="both"/>
+        <w:rPr>
+          <w:rFonts w:ascii="Times New Roman" w:hAnsi="Times New Roman" w:cs="Times New Roman"/>
+          <w:sz w:val="28"/>
+          <w:szCs w:val="28"/>
+        </w:rPr>
+      </w:pPr>
+      <w:r>
+        <w:rPr>
+          <w:rFonts w:ascii="Times New Roman" w:hAnsi="Times New Roman" w:cs="Times New Roman"/>
+          <w:sz w:val="28"/>
+          <w:szCs w:val="28"/>
+        </w:rPr>
+        <w:t xml:space="preserve">Интерфейс при работе с проектом в </w:t>
+      </w:r>
+      <w:r>
+        <w:rPr>
+          <w:rFonts w:ascii="Times New Roman" w:hAnsi="Times New Roman" w:cs="Times New Roman"/>
+          <w:sz w:val="28"/>
+          <w:szCs w:val="28"/>
+          <w:lang w:val="en-US"/>
+        </w:rPr>
+        <w:t>Figma</w:t>
+      </w:r>
+      <w:r>
+        <w:rPr>
+          <w:rFonts w:ascii="Times New Roman" w:hAnsi="Times New Roman" w:cs="Times New Roman"/>
+          <w:sz w:val="28"/>
+          <w:szCs w:val="28"/>
+        </w:rPr>
+        <w:t xml:space="preserve"> представлен на рисунке 3.</w:t>
+      </w:r>
+    </w:p>
+    <w:p>
+      <w:pPr>
+        <w:keepLines/>
+        <w:spacing w:after="0" w:line="360" w:lineRule="auto"/>
+        <w:jc w:val="both"/>
+        <w:rPr>
+          <w:rFonts w:ascii="Times New Roman" w:hAnsi="Times New Roman" w:cs="Times New Roman"/>
+          <w:sz w:val="28"/>
+          <w:szCs w:val="28"/>
+        </w:rPr>
+      </w:pPr>
+    </w:p>
+    <w:p>
+      <w:pPr>
+        <w:keepLines/>
+        <w:spacing w:after="0" w:line="360" w:lineRule="auto"/>
+        <w:jc w:val="center"/>
+        <w:rPr>
+          <w:rFonts w:ascii="Times New Roman" w:hAnsi="Times New Roman" w:cs="Times New Roman"/>
+          <w:sz w:val="28"/>
+          <w:szCs w:val="28"/>
+        </w:rPr>
+      </w:pPr>
+      <w:r>
+        <w:rPr>
+          <w:noProof/>
+          <w:lang w:eastAsia="ru-RU"/>
+        </w:rPr>
+        <w:drawing>
+          <wp:inline distT="0" distB="0" distL="0" distR="0" wp14:anchorId="36EA1E72" wp14:editId="31D427B6">
+            <wp:extent cx="5153025" cy="2590800"/>
+            <wp:effectExtent l="0" t="0" r="9525" b="0"/>
+            <wp:docPr id="9" name="Рисунок 9"/>
+            <wp:cNvGraphicFramePr>
+              <a:graphicFrameLocks xmlns:a="http://schemas.openxmlformats.org/drawingml/2006/main" noChangeAspect="1"/>
+            </wp:cNvGraphicFramePr>
+            <a:graphic xmlns:a="http://schemas.openxmlformats.org/drawingml/2006/main">
+              <a:graphicData uri="http://schemas.openxmlformats.org/drawingml/2006/picture">
+                <pic:pic xmlns:pic="http://schemas.openxmlformats.org/drawingml/2006/picture">
+                  <pic:nvPicPr>
+                    <pic:cNvPr id="0" name="Рисунок 6"/>
+                    <pic:cNvPicPr>
+                      <a:picLocks noChangeAspect="1" noChangeArrowheads="1"/>
+                    </pic:cNvPicPr>
+                  </pic:nvPicPr>
+                  <pic:blipFill>
+                    <a:blip r:embed="rId12" cstate="print">
+                      <a:extLst>
+                        <a:ext uri="{28A0092B-C50C-407E-A947-70E740481C1C}">
+                          <a14:useLocalDpi xmlns:a14="http://schemas.microsoft.com/office/drawing/2010/main" val="0"/>
+                        </a:ext>
+                      </a:extLst>
+                    </a:blip>
+                    <a:srcRect/>
+                    <a:stretch>
+                      <a:fillRect/>
+                    </a:stretch>
+                  </pic:blipFill>
+                  <pic:spPr bwMode="auto">
+                    <a:xfrm>
+                      <a:off x="0" y="0"/>
+                      <a:ext cx="5153025" cy="2590800"/>
+                    </a:xfrm>
+                    <a:prstGeom prst="rect">
+                      <a:avLst/>
+                    </a:prstGeom>
+                    <a:noFill/>
+                    <a:ln>
+                      <a:noFill/>
+                    </a:ln>
+                  </pic:spPr>
+                </pic:pic>
+              </a:graphicData>
+            </a:graphic>
+          </wp:inline>
+        </w:drawing>
+      </w:r>
+    </w:p>
+    <w:p>
+      <w:pPr>
+        <w:keepLines/>
+        <w:spacing w:after="0" w:line="360" w:lineRule="auto"/>
+        <w:jc w:val="center"/>
+        <w:rPr>
+          <w:rFonts w:ascii="Times New Roman" w:hAnsi="Times New Roman" w:cs="Times New Roman"/>
+          <w:sz w:val="28"/>
+          <w:szCs w:val="28"/>
+        </w:rPr>
+      </w:pPr>
+      <w:r>
+        <w:rPr>
+          <w:rFonts w:ascii="Times New Roman" w:hAnsi="Times New Roman" w:cs="Times New Roman"/>
+          <w:sz w:val="28"/>
+          <w:szCs w:val="28"/>
+        </w:rPr>
+        <w:t xml:space="preserve">Рисунок 3 – Интерфейс </w:t>
+      </w:r>
+      <w:r>
+        <w:rPr>
+          <w:rFonts w:ascii="Times New Roman" w:hAnsi="Times New Roman" w:cs="Times New Roman"/>
+          <w:sz w:val="28"/>
+          <w:szCs w:val="28"/>
+          <w:lang w:val="en-US"/>
+        </w:rPr>
+        <w:t>Figma</w:t>
+      </w:r>
+    </w:p>
+    <w:p>
+      <w:pPr>
+        <w:keepLines/>
+        <w:spacing w:after="0" w:line="360" w:lineRule="auto"/>
+        <w:ind w:firstLine="709"/>
+        <w:jc w:val="both"/>
+        <w:rPr>
+          <w:rFonts w:ascii="Times New Roman" w:hAnsi="Times New Roman" w:cs="Times New Roman"/>
+          <w:sz w:val="28"/>
+          <w:szCs w:val="28"/>
+        </w:rPr>
+      </w:pPr>
+      <w:r>
+        <w:rPr>
+          <w:rFonts w:ascii="Times New Roman" w:hAnsi="Times New Roman" w:cs="Times New Roman"/>
+          <w:sz w:val="28"/>
+          <w:szCs w:val="28"/>
+        </w:rPr>
+        <w:lastRenderedPageBreak/>
+        <w:t xml:space="preserve">В качестве СУБД был выбран </w:t>
+      </w:r>
+      <w:proofErr w:type="spellStart"/>
+      <w:r>
+        <w:rPr>
+          <w:rFonts w:ascii="Times New Roman" w:hAnsi="Times New Roman" w:cs="Times New Roman"/>
+          <w:sz w:val="28"/>
+          <w:szCs w:val="28"/>
+          <w:lang w:val="en-US"/>
+        </w:rPr>
+        <w:t>pgAdmin</w:t>
+      </w:r>
+      <w:proofErr w:type="spellEnd"/>
+      <w:r>
+        <w:rPr>
+          <w:rFonts w:ascii="Times New Roman" w:hAnsi="Times New Roman" w:cs="Times New Roman"/>
+          <w:sz w:val="28"/>
+          <w:szCs w:val="28"/>
+        </w:rPr>
+        <w:t xml:space="preserve"> — популярный инструмент администрирования и управления базами данных </w:t>
+      </w:r>
+      <w:proofErr w:type="spellStart"/>
+      <w:r>
+        <w:rPr>
+          <w:rFonts w:ascii="Times New Roman" w:hAnsi="Times New Roman" w:cs="Times New Roman"/>
+          <w:sz w:val="28"/>
+          <w:szCs w:val="28"/>
+        </w:rPr>
+        <w:t>PostgreSQL</w:t>
+      </w:r>
+      <w:proofErr w:type="spellEnd"/>
+      <w:r>
+        <w:rPr>
+          <w:rFonts w:ascii="Times New Roman" w:hAnsi="Times New Roman" w:cs="Times New Roman"/>
+          <w:sz w:val="28"/>
+          <w:szCs w:val="28"/>
+        </w:rPr>
+        <w:t xml:space="preserve"> с открытым исходным кодом. Он позволяет пользователям управлять, отслеживать и манипулировать базами данных и серверами </w:t>
+      </w:r>
+      <w:proofErr w:type="spellStart"/>
+      <w:r>
+        <w:rPr>
+          <w:rFonts w:ascii="Times New Roman" w:hAnsi="Times New Roman" w:cs="Times New Roman"/>
+          <w:sz w:val="28"/>
+          <w:szCs w:val="28"/>
+        </w:rPr>
+        <w:t>PostgreSQL</w:t>
+      </w:r>
+      <w:proofErr w:type="spellEnd"/>
+      <w:r>
+        <w:rPr>
+          <w:rFonts w:ascii="Times New Roman" w:hAnsi="Times New Roman" w:cs="Times New Roman"/>
+          <w:sz w:val="28"/>
+          <w:szCs w:val="28"/>
+        </w:rPr>
+        <w:t xml:space="preserve"> с помощью простого в использовании графического пользовательского интерфейса, который представлен на рисунке 4.</w:t>
+      </w:r>
+    </w:p>
+    <w:p>
+      <w:pPr>
+        <w:keepLines/>
+        <w:spacing w:after="0" w:line="360" w:lineRule="auto"/>
+        <w:ind w:firstLine="709"/>
+        <w:jc w:val="both"/>
+        <w:rPr>
+          <w:rFonts w:ascii="Times New Roman" w:hAnsi="Times New Roman" w:cs="Times New Roman"/>
+          <w:sz w:val="28"/>
+          <w:szCs w:val="28"/>
+        </w:rPr>
+      </w:pPr>
+      <w:r>
+        <w:rPr>
+          <w:rFonts w:ascii="Times New Roman" w:hAnsi="Times New Roman" w:cs="Times New Roman"/>
+          <w:sz w:val="28"/>
+          <w:szCs w:val="28"/>
+        </w:rPr>
+        <w:t xml:space="preserve">Некоторые из ключевых функций </w:t>
+      </w:r>
+      <w:proofErr w:type="spellStart"/>
+      <w:r>
+        <w:rPr>
+          <w:rFonts w:ascii="Times New Roman" w:hAnsi="Times New Roman" w:cs="Times New Roman"/>
+          <w:sz w:val="28"/>
+          <w:szCs w:val="28"/>
+        </w:rPr>
+        <w:t>pgAdmin</w:t>
+      </w:r>
+      <w:proofErr w:type="spellEnd"/>
+      <w:r>
+        <w:rPr>
+          <w:rFonts w:ascii="Times New Roman" w:hAnsi="Times New Roman" w:cs="Times New Roman"/>
+          <w:sz w:val="28"/>
+          <w:szCs w:val="28"/>
+        </w:rPr>
+        <w:t xml:space="preserve"> включают в себя:</w:t>
+      </w:r>
+    </w:p>
+    <w:p>
+      <w:pPr>
+        <w:keepLines/>
+        <w:spacing w:after="0" w:line="360" w:lineRule="auto"/>
+        <w:ind w:firstLine="709"/>
+        <w:jc w:val="both"/>
+        <w:rPr>
+          <w:rFonts w:ascii="Times New Roman" w:hAnsi="Times New Roman" w:cs="Times New Roman"/>
+          <w:sz w:val="28"/>
+          <w:szCs w:val="28"/>
+        </w:rPr>
+      </w:pPr>
+      <w:r>
+        <w:rPr>
+          <w:rFonts w:ascii="Times New Roman" w:hAnsi="Times New Roman" w:cs="Times New Roman"/>
+          <w:sz w:val="28"/>
+          <w:szCs w:val="28"/>
+        </w:rPr>
+        <w:t xml:space="preserve">- Кроссплатформенная поддержка: </w:t>
+      </w:r>
+      <w:proofErr w:type="spellStart"/>
+      <w:r>
+        <w:rPr>
+          <w:rFonts w:ascii="Times New Roman" w:hAnsi="Times New Roman" w:cs="Times New Roman"/>
+          <w:sz w:val="28"/>
+          <w:szCs w:val="28"/>
+        </w:rPr>
+        <w:t>pgAdmin</w:t>
+      </w:r>
+      <w:proofErr w:type="spellEnd"/>
+      <w:r>
+        <w:rPr>
+          <w:rFonts w:ascii="Times New Roman" w:hAnsi="Times New Roman" w:cs="Times New Roman"/>
+          <w:sz w:val="28"/>
+          <w:szCs w:val="28"/>
+        </w:rPr>
+        <w:t xml:space="preserve"> можно использовать в операционных системах Windows, </w:t>
+      </w:r>
+      <w:proofErr w:type="spellStart"/>
+      <w:r>
+        <w:rPr>
+          <w:rFonts w:ascii="Times New Roman" w:hAnsi="Times New Roman" w:cs="Times New Roman"/>
+          <w:sz w:val="28"/>
+          <w:szCs w:val="28"/>
+        </w:rPr>
+        <w:t>macOS</w:t>
+      </w:r>
+      <w:proofErr w:type="spellEnd"/>
+      <w:r>
+        <w:rPr>
+          <w:rFonts w:ascii="Times New Roman" w:hAnsi="Times New Roman" w:cs="Times New Roman"/>
+          <w:sz w:val="28"/>
+          <w:szCs w:val="28"/>
+        </w:rPr>
+        <w:t xml:space="preserve"> и Linux.</w:t>
+      </w:r>
+    </w:p>
+    <w:p>
+      <w:pPr>
+        <w:keepLines/>
+        <w:spacing w:after="0" w:line="360" w:lineRule="auto"/>
+        <w:ind w:firstLine="709"/>
+        <w:jc w:val="both"/>
+        <w:rPr>
+          <w:rFonts w:ascii="Times New Roman" w:hAnsi="Times New Roman" w:cs="Times New Roman"/>
+          <w:sz w:val="28"/>
+          <w:szCs w:val="28"/>
+        </w:rPr>
+      </w:pPr>
+      <w:r>
+        <w:rPr>
+          <w:rFonts w:ascii="Times New Roman" w:hAnsi="Times New Roman" w:cs="Times New Roman"/>
+          <w:sz w:val="28"/>
+          <w:szCs w:val="28"/>
+        </w:rPr>
+        <w:t xml:space="preserve">- Поддержка нескольких версий </w:t>
+      </w:r>
+      <w:proofErr w:type="spellStart"/>
+      <w:r>
+        <w:rPr>
+          <w:rFonts w:ascii="Times New Roman" w:hAnsi="Times New Roman" w:cs="Times New Roman"/>
+          <w:sz w:val="28"/>
+          <w:szCs w:val="28"/>
+        </w:rPr>
+        <w:t>PostgreSQL</w:t>
+      </w:r>
+      <w:proofErr w:type="spellEnd"/>
+      <w:r>
+        <w:rPr>
+          <w:rFonts w:ascii="Times New Roman" w:hAnsi="Times New Roman" w:cs="Times New Roman"/>
+          <w:sz w:val="28"/>
+          <w:szCs w:val="28"/>
+        </w:rPr>
+        <w:t xml:space="preserve">: </w:t>
+      </w:r>
+      <w:proofErr w:type="spellStart"/>
+      <w:r>
+        <w:rPr>
+          <w:rFonts w:ascii="Times New Roman" w:hAnsi="Times New Roman" w:cs="Times New Roman"/>
+          <w:sz w:val="28"/>
+          <w:szCs w:val="28"/>
+        </w:rPr>
+        <w:t>pgAdmin</w:t>
+      </w:r>
+      <w:proofErr w:type="spellEnd"/>
+      <w:r>
+        <w:rPr>
+          <w:rFonts w:ascii="Times New Roman" w:hAnsi="Times New Roman" w:cs="Times New Roman"/>
+          <w:sz w:val="28"/>
+          <w:szCs w:val="28"/>
+        </w:rPr>
+        <w:t xml:space="preserve"> поддерживает несколько версий </w:t>
+      </w:r>
+      <w:proofErr w:type="spellStart"/>
+      <w:r>
+        <w:rPr>
+          <w:rFonts w:ascii="Times New Roman" w:hAnsi="Times New Roman" w:cs="Times New Roman"/>
+          <w:sz w:val="28"/>
+          <w:szCs w:val="28"/>
+        </w:rPr>
+        <w:t>PostgreSQL</w:t>
+      </w:r>
+      <w:proofErr w:type="spellEnd"/>
+      <w:r>
+        <w:rPr>
+          <w:rFonts w:ascii="Times New Roman" w:hAnsi="Times New Roman" w:cs="Times New Roman"/>
+          <w:sz w:val="28"/>
+          <w:szCs w:val="28"/>
+        </w:rPr>
+        <w:t>, от 9.2 до последней версии.</w:t>
+      </w:r>
+    </w:p>
+    <w:p>
+      <w:pPr>
+        <w:keepLines/>
+        <w:spacing w:after="0" w:line="360" w:lineRule="auto"/>
+        <w:ind w:firstLine="709"/>
+        <w:jc w:val="both"/>
+        <w:rPr>
+          <w:rFonts w:ascii="Times New Roman" w:hAnsi="Times New Roman" w:cs="Times New Roman"/>
+          <w:sz w:val="28"/>
+          <w:szCs w:val="28"/>
+        </w:rPr>
+      </w:pPr>
+      <w:r>
+        <w:rPr>
+          <w:rFonts w:ascii="Times New Roman" w:hAnsi="Times New Roman" w:cs="Times New Roman"/>
+          <w:sz w:val="28"/>
+          <w:szCs w:val="28"/>
+        </w:rPr>
+        <w:t>- Управление базой данных: пользователи могут создавать/удалять базы данных, таблицы, представления, индексы и триггеры, а также управлять схемами и ролями.</w:t>
+      </w:r>
+    </w:p>
+    <w:p>
+      <w:pPr>
+        <w:keepLines/>
+        <w:spacing w:after="0" w:line="360" w:lineRule="auto"/>
+        <w:ind w:firstLine="709"/>
+        <w:jc w:val="both"/>
+        <w:rPr>
+          <w:rFonts w:ascii="Times New Roman" w:hAnsi="Times New Roman" w:cs="Times New Roman"/>
+          <w:sz w:val="28"/>
+          <w:szCs w:val="28"/>
+        </w:rPr>
+      </w:pPr>
+      <w:r>
+        <w:rPr>
+          <w:rFonts w:ascii="Times New Roman" w:hAnsi="Times New Roman" w:cs="Times New Roman"/>
+          <w:sz w:val="28"/>
+          <w:szCs w:val="28"/>
+        </w:rPr>
+        <w:t xml:space="preserve">- Редактор SQL: </w:t>
+      </w:r>
+      <w:proofErr w:type="spellStart"/>
+      <w:r>
+        <w:rPr>
+          <w:rFonts w:ascii="Times New Roman" w:hAnsi="Times New Roman" w:cs="Times New Roman"/>
+          <w:sz w:val="28"/>
+          <w:szCs w:val="28"/>
+        </w:rPr>
+        <w:t>pgAdmin</w:t>
+      </w:r>
+      <w:proofErr w:type="spellEnd"/>
+      <w:r>
+        <w:rPr>
+          <w:rFonts w:ascii="Times New Roman" w:hAnsi="Times New Roman" w:cs="Times New Roman"/>
+          <w:sz w:val="28"/>
+          <w:szCs w:val="28"/>
+        </w:rPr>
+        <w:t xml:space="preserve"> позволяет пользователям писать и выполнять SQL-запросы и сценарии в инструменте.</w:t>
+      </w:r>
+    </w:p>
+    <w:p>
+      <w:pPr>
+        <w:keepLines/>
+        <w:spacing w:after="0" w:line="360" w:lineRule="auto"/>
+        <w:ind w:firstLine="709"/>
+        <w:jc w:val="both"/>
+        <w:rPr>
+          <w:rFonts w:ascii="Times New Roman" w:hAnsi="Times New Roman" w:cs="Times New Roman"/>
+          <w:sz w:val="28"/>
+          <w:szCs w:val="28"/>
+        </w:rPr>
+      </w:pPr>
+      <w:r>
+        <w:rPr>
+          <w:rFonts w:ascii="Times New Roman" w:hAnsi="Times New Roman" w:cs="Times New Roman"/>
+          <w:sz w:val="28"/>
+          <w:szCs w:val="28"/>
+        </w:rPr>
+        <w:t xml:space="preserve">- Резервное копирование и восстановление: пользователи могут создавать резервные копии и восстанавливать свои базы данных </w:t>
+      </w:r>
+      <w:proofErr w:type="spellStart"/>
+      <w:r>
+        <w:rPr>
+          <w:rFonts w:ascii="Times New Roman" w:hAnsi="Times New Roman" w:cs="Times New Roman"/>
+          <w:sz w:val="28"/>
+          <w:szCs w:val="28"/>
+        </w:rPr>
+        <w:t>PostgreSQL</w:t>
+      </w:r>
+      <w:proofErr w:type="spellEnd"/>
+      <w:r>
+        <w:rPr>
+          <w:rFonts w:ascii="Times New Roman" w:hAnsi="Times New Roman" w:cs="Times New Roman"/>
+          <w:sz w:val="28"/>
+          <w:szCs w:val="28"/>
+        </w:rPr>
+        <w:t xml:space="preserve"> либо вручную, либо с помощью запланированного задания.</w:t>
+      </w:r>
+    </w:p>
+    <w:p>
+      <w:pPr>
+        <w:keepLines/>
+        <w:spacing w:after="0" w:line="360" w:lineRule="auto"/>
+        <w:ind w:firstLine="709"/>
+        <w:jc w:val="both"/>
+        <w:rPr>
+          <w:rFonts w:ascii="Times New Roman" w:hAnsi="Times New Roman" w:cs="Times New Roman"/>
+          <w:sz w:val="28"/>
+          <w:szCs w:val="28"/>
+        </w:rPr>
+      </w:pPr>
+      <w:r>
+        <w:rPr>
+          <w:rFonts w:ascii="Times New Roman" w:hAnsi="Times New Roman" w:cs="Times New Roman"/>
+          <w:sz w:val="28"/>
+          <w:szCs w:val="28"/>
+        </w:rPr>
+        <w:t xml:space="preserve">- Зависимости объектов: </w:t>
+      </w:r>
+      <w:proofErr w:type="spellStart"/>
+      <w:r>
+        <w:rPr>
+          <w:rFonts w:ascii="Times New Roman" w:hAnsi="Times New Roman" w:cs="Times New Roman"/>
+          <w:sz w:val="28"/>
+          <w:szCs w:val="28"/>
+        </w:rPr>
+        <w:t>pgAdmin</w:t>
+      </w:r>
+      <w:proofErr w:type="spellEnd"/>
+      <w:r>
+        <w:rPr>
+          <w:rFonts w:ascii="Times New Roman" w:hAnsi="Times New Roman" w:cs="Times New Roman"/>
+          <w:sz w:val="28"/>
+          <w:szCs w:val="28"/>
+        </w:rPr>
+        <w:t xml:space="preserve"> показывает зависимости между объектами базы данных, что упрощает управление сложными структурами базы данных.</w:t>
+      </w:r>
+    </w:p>
+    <w:p>
+      <w:pPr>
+        <w:keepLines/>
+        <w:spacing w:after="0" w:line="360" w:lineRule="auto"/>
+        <w:jc w:val="center"/>
+        <w:rPr>
+          <w:rFonts w:ascii="Times New Roman" w:hAnsi="Times New Roman" w:cs="Times New Roman"/>
+          <w:sz w:val="28"/>
+          <w:szCs w:val="28"/>
+        </w:rPr>
+      </w:pPr>
+      <w:r>
+        <w:rPr>
+          <w:noProof/>
+          <w:lang w:eastAsia="ru-RU"/>
+        </w:rPr>
+        <w:lastRenderedPageBreak/>
+        <w:drawing>
+          <wp:inline distT="0" distB="0" distL="0" distR="0" wp14:anchorId="4E9EC225" wp14:editId="1418FD8B">
+            <wp:extent cx="5191125" cy="2819400"/>
+            <wp:effectExtent l="0" t="0" r="9525" b="0"/>
+            <wp:docPr id="8" name="Рисунок 8"/>
+            <wp:cNvGraphicFramePr>
+              <a:graphicFrameLocks xmlns:a="http://schemas.openxmlformats.org/drawingml/2006/main" noChangeAspect="1"/>
+            </wp:cNvGraphicFramePr>
+            <a:graphic xmlns:a="http://schemas.openxmlformats.org/drawingml/2006/main">
+              <a:graphicData uri="http://schemas.openxmlformats.org/drawingml/2006/picture">
+                <pic:pic xmlns:pic="http://schemas.openxmlformats.org/drawingml/2006/picture">
+                  <pic:nvPicPr>
+                    <pic:cNvPr id="0" name="Рисунок 7"/>
+                    <pic:cNvPicPr>
+                      <a:picLocks noChangeAspect="1" noChangeArrowheads="1"/>
+                    </pic:cNvPicPr>
+                  </pic:nvPicPr>
+                  <pic:blipFill>
+                    <a:blip r:embed="rId13" cstate="print">
+                      <a:extLst>
+                        <a:ext uri="{28A0092B-C50C-407E-A947-70E740481C1C}">
+                          <a14:useLocalDpi xmlns:a14="http://schemas.microsoft.com/office/drawing/2010/main" val="0"/>
+                        </a:ext>
+                      </a:extLst>
+                    </a:blip>
+                    <a:srcRect/>
+                    <a:stretch>
+                      <a:fillRect/>
+                    </a:stretch>
+                  </pic:blipFill>
+                  <pic:spPr bwMode="auto">
+                    <a:xfrm>
+                      <a:off x="0" y="0"/>
+                      <a:ext cx="5191125" cy="2819400"/>
+                    </a:xfrm>
+                    <a:prstGeom prst="rect">
+                      <a:avLst/>
+                    </a:prstGeom>
+                    <a:noFill/>
+                    <a:ln>
+                      <a:noFill/>
+                    </a:ln>
+                  </pic:spPr>
+                </pic:pic>
+              </a:graphicData>
+            </a:graphic>
+          </wp:inline>
+        </w:drawing>
+      </w:r>
+    </w:p>
+    <w:p>
+      <w:pPr>
+        <w:keepLines/>
+        <w:spacing w:after="0" w:line="360" w:lineRule="auto"/>
+        <w:jc w:val="center"/>
+        <w:rPr>
+          <w:rFonts w:ascii="Times New Roman" w:hAnsi="Times New Roman" w:cs="Times New Roman"/>
+          <w:sz w:val="28"/>
+          <w:szCs w:val="28"/>
+        </w:rPr>
+      </w:pPr>
+      <w:r>
+        <w:rPr>
+          <w:rFonts w:ascii="Times New Roman" w:hAnsi="Times New Roman" w:cs="Times New Roman"/>
+          <w:sz w:val="28"/>
+          <w:szCs w:val="28"/>
+        </w:rPr>
+        <w:t xml:space="preserve">Рисунок 4 – Интерфейс </w:t>
+      </w:r>
+      <w:proofErr w:type="spellStart"/>
+      <w:r>
+        <w:rPr>
+          <w:rFonts w:ascii="Times New Roman" w:hAnsi="Times New Roman" w:cs="Times New Roman"/>
+          <w:sz w:val="28"/>
+          <w:szCs w:val="28"/>
+          <w:lang w:val="en-US"/>
+        </w:rPr>
+        <w:t>pgAdmin</w:t>
+      </w:r>
+      <w:proofErr w:type="spellEnd"/>
+    </w:p>
+    <w:bookmarkEnd w:id="0"/>
+    <w:p>
+      <w:pPr>
+        <w:keepLines/>
+        <w:spacing w:after="0" w:line="360" w:lineRule="auto"/>
+        <w:jc w:val="center"/>
+        <w:rPr>
+          <w:rFonts w:ascii="Times New Roman" w:hAnsi="Times New Roman" w:cs="Times New Roman"/>
+          <w:sz w:val="28"/>
+          <w:szCs w:val="28"/>
+        </w:rPr>
+      </w:pPr>
+    </w:p>
+    <w:p>
+      <w:pPr>
+        <w:keepLines/>
+        <w:spacing w:after="0" w:line="360" w:lineRule="auto"/>
+        <w:ind w:firstLine="709"/>
+        <w:jc w:val="both"/>
+        <w:rPr>
+          <w:rFonts w:ascii="Times New Roman" w:hAnsi="Times New Roman" w:cs="Times New Roman"/>
+          <w:sz w:val="28"/>
+          <w:szCs w:val="28"/>
+        </w:rPr>
+      </w:pPr>
+      <w:r>
+        <w:rPr>
+          <w:rFonts w:ascii="Times New Roman" w:hAnsi="Times New Roman" w:cs="Times New Roman"/>
+          <w:sz w:val="28"/>
+          <w:szCs w:val="28"/>
+        </w:rPr>
+        <w:t xml:space="preserve">В целом, </w:t>
+      </w:r>
+      <w:proofErr w:type="spellStart"/>
+      <w:r>
+        <w:rPr>
+          <w:rFonts w:ascii="Times New Roman" w:hAnsi="Times New Roman" w:cs="Times New Roman"/>
+          <w:sz w:val="28"/>
+          <w:szCs w:val="28"/>
+        </w:rPr>
+        <w:t>pgAdmin</w:t>
+      </w:r>
+      <w:proofErr w:type="spellEnd"/>
+      <w:r>
+        <w:rPr>
+          <w:rFonts w:ascii="Times New Roman" w:hAnsi="Times New Roman" w:cs="Times New Roman"/>
+          <w:sz w:val="28"/>
+          <w:szCs w:val="28"/>
+        </w:rPr>
+        <w:t xml:space="preserve"> — это мощный инструмент для администраторов и разработчиков баз данных </w:t>
+      </w:r>
+      <w:proofErr w:type="spellStart"/>
+      <w:r>
+        <w:rPr>
+          <w:rFonts w:ascii="Times New Roman" w:hAnsi="Times New Roman" w:cs="Times New Roman"/>
+          <w:sz w:val="28"/>
+          <w:szCs w:val="28"/>
+        </w:rPr>
+        <w:t>PostgreSQL</w:t>
+      </w:r>
+      <w:proofErr w:type="spellEnd"/>
+      <w:r>
+        <w:rPr>
+          <w:rFonts w:ascii="Times New Roman" w:hAnsi="Times New Roman" w:cs="Times New Roman"/>
+          <w:sz w:val="28"/>
+          <w:szCs w:val="28"/>
+        </w:rPr>
+        <w:t>, предоставляющий удобный интерфейс для управления базами данных и серверами.</w:t>
+      </w:r>
+    </w:p>
+    <w:p>
+      <w:pPr>
+        <w:keepLines/>
+        <w:spacing w:after="0" w:line="360" w:lineRule="auto"/>
+        <w:ind w:firstLine="709"/>
+        <w:jc w:val="both"/>
+        <w:rPr>
+          <w:rFonts w:ascii="Times New Roman" w:hAnsi="Times New Roman" w:cs="Times New Roman"/>
+          <w:sz w:val="28"/>
+          <w:szCs w:val="28"/>
+        </w:rPr>
+      </w:pPr>
+      <w:r>
+        <w:rPr>
+          <w:rFonts w:ascii="Times New Roman" w:hAnsi="Times New Roman" w:cs="Times New Roman"/>
+          <w:sz w:val="28"/>
+          <w:szCs w:val="28"/>
+        </w:rPr>
+        <w:t xml:space="preserve">Для создания мобильного приложения с использованием </w:t>
+      </w:r>
+      <w:r>
+        <w:rPr>
+          <w:rFonts w:ascii="Times New Roman" w:hAnsi="Times New Roman" w:cs="Times New Roman"/>
+          <w:sz w:val="28"/>
+          <w:szCs w:val="28"/>
+          <w:lang w:val="en-US"/>
+        </w:rPr>
+        <w:t>React</w:t>
+      </w:r>
+      <w:r>
+        <w:rPr>
+          <w:rFonts w:ascii="Times New Roman" w:hAnsi="Times New Roman" w:cs="Times New Roman"/>
+          <w:sz w:val="28"/>
+          <w:szCs w:val="28"/>
+        </w:rPr>
+        <w:t xml:space="preserve"> </w:t>
+      </w:r>
+      <w:r>
+        <w:rPr>
+          <w:rFonts w:ascii="Times New Roman" w:hAnsi="Times New Roman" w:cs="Times New Roman"/>
+          <w:sz w:val="28"/>
+          <w:szCs w:val="28"/>
+          <w:lang w:val="en-US"/>
+        </w:rPr>
+        <w:t>Native</w:t>
+      </w:r>
+      <w:r>
+        <w:rPr>
+          <w:rFonts w:ascii="Times New Roman" w:hAnsi="Times New Roman" w:cs="Times New Roman"/>
+          <w:sz w:val="28"/>
+          <w:szCs w:val="28"/>
+        </w:rPr>
+        <w:t xml:space="preserve"> была выбрана платформа </w:t>
+      </w:r>
+      <w:r>
+        <w:rPr>
+          <w:rFonts w:ascii="Times New Roman" w:hAnsi="Times New Roman" w:cs="Times New Roman"/>
+          <w:sz w:val="28"/>
+          <w:szCs w:val="28"/>
+          <w:lang w:val="en-US"/>
+        </w:rPr>
+        <w:t>Expo</w:t>
+      </w:r>
+      <w:r>
+        <w:rPr>
+          <w:rFonts w:ascii="Times New Roman" w:hAnsi="Times New Roman" w:cs="Times New Roman"/>
+          <w:sz w:val="28"/>
+          <w:szCs w:val="28"/>
+        </w:rPr>
+        <w:t xml:space="preserve">.  Он предоставляет набор инструментов и сервисов, упрощающих процесс разработки и публикации мобильных приложений для </w:t>
+      </w:r>
+      <w:proofErr w:type="spellStart"/>
+      <w:r>
+        <w:rPr>
+          <w:rFonts w:ascii="Times New Roman" w:hAnsi="Times New Roman" w:cs="Times New Roman"/>
+          <w:sz w:val="28"/>
+          <w:szCs w:val="28"/>
+        </w:rPr>
+        <w:t>iOS</w:t>
+      </w:r>
+      <w:proofErr w:type="spellEnd"/>
+      <w:r>
+        <w:rPr>
+          <w:rFonts w:ascii="Times New Roman" w:hAnsi="Times New Roman" w:cs="Times New Roman"/>
+          <w:sz w:val="28"/>
+          <w:szCs w:val="28"/>
+        </w:rPr>
+        <w:t xml:space="preserve"> и </w:t>
+      </w:r>
+      <w:proofErr w:type="spellStart"/>
+      <w:r>
+        <w:rPr>
+          <w:rFonts w:ascii="Times New Roman" w:hAnsi="Times New Roman" w:cs="Times New Roman"/>
+          <w:sz w:val="28"/>
+          <w:szCs w:val="28"/>
+        </w:rPr>
+        <w:t>Android</w:t>
+      </w:r>
+      <w:proofErr w:type="spellEnd"/>
+      <w:r>
+        <w:rPr>
+          <w:rFonts w:ascii="Times New Roman" w:hAnsi="Times New Roman" w:cs="Times New Roman"/>
+          <w:sz w:val="28"/>
+          <w:szCs w:val="28"/>
+        </w:rPr>
+        <w:t>.</w:t>
+      </w:r>
+    </w:p>
+    <w:p>
+      <w:pPr>
+        <w:keepLines/>
+        <w:spacing w:after="0" w:line="360" w:lineRule="auto"/>
+        <w:ind w:firstLine="709"/>
+        <w:jc w:val="both"/>
+        <w:rPr>
+          <w:rFonts w:ascii="Times New Roman" w:hAnsi="Times New Roman" w:cs="Times New Roman"/>
+          <w:sz w:val="28"/>
+          <w:szCs w:val="28"/>
+        </w:rPr>
+      </w:pPr>
+      <w:r>
+        <w:rPr>
+          <w:rFonts w:ascii="Times New Roman" w:hAnsi="Times New Roman" w:cs="Times New Roman"/>
+          <w:sz w:val="28"/>
+          <w:szCs w:val="28"/>
+        </w:rPr>
+        <w:t>Expo включает в себя множество готовых компонентов и API-интерфейсов, которые позволяют разработчикам легко добавлять такие функции, как камера, карты и уведомления, без необходимости написания собственного кода. Он также предлагает мощный интерфейс командной строки, который позволяет разработчикам быстро настраивать свои проекты и управлять ими.</w:t>
+      </w:r>
+    </w:p>
+    <w:p>
+      <w:pPr>
+        <w:keepLines/>
+        <w:spacing w:after="0" w:line="360" w:lineRule="auto"/>
+        <w:ind w:firstLine="709"/>
+        <w:jc w:val="both"/>
+        <w:rPr>
+          <w:rFonts w:ascii="Times New Roman" w:hAnsi="Times New Roman" w:cs="Times New Roman"/>
+          <w:sz w:val="28"/>
+          <w:szCs w:val="28"/>
+        </w:rPr>
+      </w:pPr>
+      <w:r>
+        <w:rPr>
+          <w:rFonts w:ascii="Times New Roman" w:hAnsi="Times New Roman" w:cs="Times New Roman"/>
+          <w:sz w:val="28"/>
+          <w:szCs w:val="28"/>
+        </w:rPr>
+        <w:t xml:space="preserve">Помимо инструментов разработки, Expo предоставляет облачную платформу для создания и распространения приложений. Это позволяет разработчикам легко делиться своими приложениями с другими, даже не имея доступа к Apple </w:t>
+      </w:r>
+      <w:proofErr w:type="spellStart"/>
+      <w:r>
+        <w:rPr>
+          <w:rFonts w:ascii="Times New Roman" w:hAnsi="Times New Roman" w:cs="Times New Roman"/>
+          <w:sz w:val="28"/>
+          <w:szCs w:val="28"/>
+        </w:rPr>
+        <w:t>App</w:t>
+      </w:r>
+      <w:proofErr w:type="spellEnd"/>
+      <w:r>
+        <w:rPr>
+          <w:rFonts w:ascii="Times New Roman" w:hAnsi="Times New Roman" w:cs="Times New Roman"/>
+          <w:sz w:val="28"/>
+          <w:szCs w:val="28"/>
+        </w:rPr>
+        <w:t xml:space="preserve"> Store или Google Play Store.</w:t>
+      </w:r>
+    </w:p>
+    <w:p>
+      <w:pPr>
+        <w:keepLines/>
+        <w:spacing w:after="0" w:line="360" w:lineRule="auto"/>
+        <w:ind w:firstLine="709"/>
+        <w:jc w:val="both"/>
+        <w:rPr>
+          <w:rFonts w:ascii="Times New Roman" w:hAnsi="Times New Roman" w:cs="Times New Roman"/>
+          <w:sz w:val="28"/>
+          <w:szCs w:val="28"/>
+        </w:rPr>
+      </w:pPr>
+      <w:r>
+        <w:rPr>
+          <w:rFonts w:ascii="Times New Roman" w:hAnsi="Times New Roman" w:cs="Times New Roman"/>
+          <w:sz w:val="28"/>
+          <w:szCs w:val="28"/>
+        </w:rPr>
+        <w:lastRenderedPageBreak/>
+        <w:t xml:space="preserve">В целом, Expo — отличный выбор для тех кто хочет быстро и легко создавать высококачественные мобильные приложения с помощью </w:t>
+      </w:r>
+      <w:proofErr w:type="spellStart"/>
+      <w:r>
+        <w:rPr>
+          <w:rFonts w:ascii="Times New Roman" w:hAnsi="Times New Roman" w:cs="Times New Roman"/>
+          <w:sz w:val="28"/>
+          <w:szCs w:val="28"/>
+        </w:rPr>
+        <w:t>React</w:t>
+      </w:r>
+      <w:proofErr w:type="spellEnd"/>
+      <w:r>
+        <w:rPr>
+          <w:rFonts w:ascii="Times New Roman" w:hAnsi="Times New Roman" w:cs="Times New Roman"/>
+          <w:sz w:val="28"/>
+          <w:szCs w:val="28"/>
+        </w:rPr>
+        <w:t xml:space="preserve"> </w:t>
+      </w:r>
+      <w:proofErr w:type="spellStart"/>
+      <w:r>
+        <w:rPr>
+          <w:rFonts w:ascii="Times New Roman" w:hAnsi="Times New Roman" w:cs="Times New Roman"/>
+          <w:sz w:val="28"/>
+          <w:szCs w:val="28"/>
+        </w:rPr>
+        <w:t>Native</w:t>
+      </w:r>
+      <w:proofErr w:type="spellEnd"/>
+      <w:r>
+        <w:rPr>
+          <w:rFonts w:ascii="Times New Roman" w:hAnsi="Times New Roman" w:cs="Times New Roman"/>
+          <w:sz w:val="28"/>
+          <w:szCs w:val="28"/>
+        </w:rPr>
+        <w:t>.</w:t>
+      </w:r>
+    </w:p>
+    <w:p>
+      <w:pPr>
+        <w:keepLines/>
+        <w:spacing w:after="0" w:line="360" w:lineRule="auto"/>
+        <w:ind w:firstLine="709"/>
+        <w:jc w:val="both"/>
         <w:rPr>
           <w:rFonts w:ascii="Times New Roman" w:hAnsi="Times New Roman" w:cs="Times New Roman"/>
           <w:sz w:val="28"/>
